--- a/eng/docx/56.content.docx
+++ b/eng/docx/56.content.docx
@@ -45,7 +45,7 @@
         <w:rPr>
           <w:lang w:val="en_US" w:bidi="en_US"/>
         </w:rPr>
-        <w:t xml:space="preserve"> © 2023 SRV Partners Released under CC BY-SA 4.0 license. </w:t>
+        <w:t xml:space="preserve"> © 2025 Word Collective Released under CC BY-SA 4.0 license. </w:t>
       </w:r>
       <w:r>
         <w:rPr>
@@ -69,7 +69,7 @@
         <w:rPr>
           <w:lang w:val="en_US" w:bidi="en_US"/>
         </w:rPr>
-        <w:t xml:space="preserve"> © 2023 SRV Partners Released under CC BY-SA 4.0 license by Mission Mutual</w:t>
+        <w:t xml:space="preserve"> © 2025 Word Collective Released under CC BY-SA 4.0 license by Mission Mutual</w:t>
       </w:r>
       <w:r>
         <w:rPr>

--- a/eng/docx/56.content.docx
+++ b/eng/docx/56.content.docx
@@ -457,25 +457,7 @@
         <w:rPr>
           <w:lang w:val="en_US" w:bidi="en_US"/>
         </w:rPr>
-        <w:t xml:space="preserve">Stop here and look as a group at a map of the island of </w:t>
-      </w:r>
-      <w:hyperlink r:id="rId13">
-        <w:r>
-          <w:rPr>
-            <w:lang w:val="en_US" w:bidi="en_US"/>
-          </w:rPr>
-          <w:rPr>
-            <w:color w:val="0000EE"/>
-            <w:u w:val="single"/>
-          </w:rPr>
-          <w:t>Crete</w:t>
-        </w:r>
-      </w:hyperlink>
-      <w:r>
-        <w:rPr>
-          <w:lang w:val="en_US" w:bidi="en_US"/>
-        </w:rPr>
-        <w:t>. Pause this audio here.</w:t>
+        <w:t>Stop here and look as a group at a map of the island of Crete. Pause this audio here.</w:t>
       </w:r>
     </w:p>
     <w:p>
@@ -972,25 +954,7 @@
         <w:rPr>
           <w:lang w:val="en_US" w:bidi="en_US"/>
         </w:rPr>
-        <w:t xml:space="preserve">Stop here and look as a group at a map of the island of </w:t>
-      </w:r>
-      <w:hyperlink r:id="rId13">
-        <w:r>
-          <w:rPr>
-            <w:lang w:val="en_US" w:bidi="en_US"/>
-          </w:rPr>
-          <w:rPr>
-            <w:color w:val="0000EE"/>
-            <w:u w:val="single"/>
-          </w:rPr>
-          <w:t>Crete</w:t>
-        </w:r>
-      </w:hyperlink>
-      <w:r>
-        <w:rPr>
-          <w:lang w:val="en_US" w:bidi="en_US"/>
-        </w:rPr>
-        <w:t xml:space="preserve"> again if needed. Pause this audio here.</w:t>
+        <w:t>Stop here and look as a group at a map of the island of Crete again if needed. Pause this audio here.</w:t>
       </w:r>
     </w:p>
     <w:p>
@@ -1818,18 +1782,12 @@
         </w:rPr>
         <w:t xml:space="preserve">. Translate slave the same as you have in other parts of the New Testament. For more information on </w:t>
       </w:r>
-      <w:hyperlink r:id="rId14">
-        <w:r>
-          <w:rPr>
-            <w:lang w:val="en_US" w:bidi="en_US"/>
-          </w:rPr>
-          <w:rPr>
-            <w:color w:val="0000EE"/>
-            <w:u w:val="single"/>
-          </w:rPr>
-          <w:t>slave</w:t>
-        </w:r>
-      </w:hyperlink>
+      <w:r>
+        <w:rPr>
+          <w:lang w:val="en_US" w:bidi="en_US"/>
+        </w:rPr>
+        <w:t>slave</w:t>
+      </w:r>
       <w:r>
         <w:rPr>
           <w:lang w:val="en_US" w:bidi="en_US"/>
@@ -1916,36 +1874,24 @@
         </w:rPr>
         <w:t xml:space="preserve">. Translate apostle and Christ the same as you have in other parts of the New Testament. For more information on </w:t>
       </w:r>
-      <w:hyperlink r:id="rId15">
-        <w:r>
-          <w:rPr>
-            <w:lang w:val="en_US" w:bidi="en_US"/>
-          </w:rPr>
-          <w:rPr>
-            <w:color w:val="0000EE"/>
-            <w:u w:val="single"/>
-          </w:rPr>
-          <w:t>apostle</w:t>
-        </w:r>
-      </w:hyperlink>
+      <w:r>
+        <w:rPr>
+          <w:lang w:val="en_US" w:bidi="en_US"/>
+        </w:rPr>
+        <w:t>apostle</w:t>
+      </w:r>
       <w:r>
         <w:rPr>
           <w:lang w:val="en_US" w:bidi="en_US"/>
         </w:rPr>
         <w:t xml:space="preserve"> and </w:t>
       </w:r>
-      <w:hyperlink r:id="rId16">
-        <w:r>
-          <w:rPr>
-            <w:lang w:val="en_US" w:bidi="en_US"/>
-          </w:rPr>
-          <w:rPr>
-            <w:color w:val="0000EE"/>
-            <w:u w:val="single"/>
-          </w:rPr>
-          <w:t>Christ</w:t>
-        </w:r>
-      </w:hyperlink>
+      <w:r>
+        <w:rPr>
+          <w:lang w:val="en_US" w:bidi="en_US"/>
+        </w:rPr>
+        <w:t>Christ</w:t>
+      </w:r>
       <w:r>
         <w:rPr>
           <w:lang w:val="en_US" w:bidi="en_US"/>
@@ -2006,18 +1952,12 @@
         </w:rPr>
         <w:t xml:space="preserve">. Translate faith the same as you have in other parts of the New Testament. For more information on </w:t>
       </w:r>
-      <w:hyperlink r:id="rId17">
-        <w:r>
-          <w:rPr>
-            <w:lang w:val="en_US" w:bidi="en_US"/>
-          </w:rPr>
-          <w:rPr>
-            <w:color w:val="0000EE"/>
-            <w:u w:val="single"/>
-          </w:rPr>
-          <w:t>faith</w:t>
-        </w:r>
-      </w:hyperlink>
+      <w:r>
+        <w:rPr>
+          <w:lang w:val="en_US" w:bidi="en_US"/>
+        </w:rPr>
+        <w:t>faith</w:t>
+      </w:r>
       <w:r>
         <w:rPr>
           <w:lang w:val="en_US" w:bidi="en_US"/>
@@ -2144,312 +2084,361 @@
         <w:rPr>
           <w:lang w:val="en_US" w:bidi="en_US"/>
         </w:rPr>
-        <w:t xml:space="preserve">? Translate hope and eternal life the same as you have in other parts of the New Testament. For more information on </w:t>
-      </w:r>
-      <w:hyperlink r:id="rId18">
-        <w:r>
-          <w:rPr>
-            <w:lang w:val="en_US" w:bidi="en_US"/>
-          </w:rPr>
-          <w:rPr>
-            <w:color w:val="0000EE"/>
-            <w:u w:val="single"/>
-          </w:rPr>
-          <w:t>hope</w:t>
-        </w:r>
-      </w:hyperlink>
+        <w:t xml:space="preserve">? Translate hope and eternal life the same as you have in other parts of the New Testament. For more information on hope and </w:t>
+      </w:r>
+      <w:r>
+        <w:rPr>
+          <w:lang w:val="en_US" w:bidi="en_US"/>
+        </w:rPr>
+        <w:t>eternal life</w:t>
+      </w:r>
+      <w:r>
+        <w:rPr>
+          <w:lang w:val="en_US" w:bidi="en_US"/>
+        </w:rPr>
+        <w:t>, see the Master Glossary. Pause this audio here.</w:t>
+      </w:r>
+    </w:p>
+    <w:p>
+      <w:pPr/>
+      <w:r>
+        <w:rPr>
+          <w:lang w:val="en_US" w:bidi="en_US"/>
+        </w:rPr>
+      </w:r>
+      <w:r>
+        <w:rPr>
+          <w:lang w:val="en_US" w:bidi="en_US"/>
+        </w:rPr>
+        <w:t xml:space="preserve">God is the one who promised eternal life. God promised eternal life </w:t>
+      </w:r>
+      <w:r>
+        <w:rPr>
+          <w:b/>
+          <w:lang w:val="en_US" w:bidi="en_US"/>
+        </w:rPr>
+        <w:t>before the beginning of time</w:t>
+      </w:r>
+      <w:r>
+        <w:rPr>
+          <w:lang w:val="en_US" w:bidi="en_US"/>
+        </w:rPr>
+        <w:t>. In the original language, "before the beginning of time" is "before eternal ages." This phrase means that even though God is timeless, at some point in the past, God created the world. Before God created the world and time began, God already had a salvation plan and promised eternal life to his chosen people.</w:t>
+      </w:r>
+    </w:p>
+    <w:p>
+      <w:pPr/>
+      <w:r>
+        <w:rPr>
+          <w:lang w:val="en_US" w:bidi="en_US"/>
+        </w:rPr>
+      </w:r>
+      <w:r>
+        <w:rPr>
+          <w:lang w:val="en_US" w:bidi="en_US"/>
+        </w:rPr>
+        <w:t>Stop here and discuss this question as a group: Talk about how to best translate this idea "before the beginning of time" in your language. Pause this audio here.</w:t>
+      </w:r>
+    </w:p>
+    <w:p>
+      <w:pPr/>
+      <w:r>
+        <w:rPr>
+          <w:lang w:val="en_US" w:bidi="en_US"/>
+        </w:rPr>
+      </w:r>
+      <w:r>
+        <w:rPr>
+          <w:lang w:val="en_US" w:bidi="en_US"/>
+        </w:rPr>
+        <w:t xml:space="preserve">Now is the time that God is revealing his word to people. The word is probably both the hope of eternal life and also the message Paul is preaching. In the New Testament, </w:t>
+      </w:r>
+      <w:r>
+        <w:rPr>
+          <w:b/>
+          <w:lang w:val="en_US" w:bidi="en_US"/>
+        </w:rPr>
+        <w:t>word</w:t>
+      </w:r>
+      <w:r>
+        <w:rPr>
+          <w:lang w:val="en_US" w:bidi="en_US"/>
+        </w:rPr>
+        <w:t xml:space="preserve"> usually means the good news that Jesus has come into the world.</w:t>
+      </w:r>
+    </w:p>
+    <w:p>
+      <w:pPr/>
+      <w:r>
+        <w:rPr>
+          <w:lang w:val="en_US" w:bidi="en_US"/>
+        </w:rPr>
+      </w:r>
+      <w:r>
+        <w:rPr>
+          <w:lang w:val="en_US" w:bidi="en_US"/>
+        </w:rPr>
+        <w:t xml:space="preserve">Stop here and discuss as a group: How will you translate the idea of </w:t>
+      </w:r>
+      <w:r>
+        <w:rPr>
+          <w:b/>
+          <w:lang w:val="en_US" w:bidi="en_US"/>
+        </w:rPr>
+        <w:t>word</w:t>
+      </w:r>
+      <w:r>
+        <w:rPr>
+          <w:lang w:val="en_US" w:bidi="en_US"/>
+        </w:rPr>
+        <w:t xml:space="preserve">? Translate word the same as you have in other parts of the New Testament. For more information on </w:t>
+      </w:r>
+      <w:r>
+        <w:rPr>
+          <w:lang w:val="en_US" w:bidi="en_US"/>
+        </w:rPr>
+        <w:t>word</w:t>
+      </w:r>
+      <w:r>
+        <w:rPr>
+          <w:lang w:val="en_US" w:bidi="en_US"/>
+        </w:rPr>
+        <w:t>, see the Master Glossary. Pause this audio here.</w:t>
+      </w:r>
+    </w:p>
+    <w:p>
+      <w:pPr/>
+      <w:r>
+        <w:rPr>
+          <w:lang w:val="en_US" w:bidi="en_US"/>
+        </w:rPr>
+      </w:r>
+      <w:r>
+        <w:rPr>
+          <w:lang w:val="en_US" w:bidi="en_US"/>
+        </w:rPr>
+        <w:t xml:space="preserve">God entrusted this word to Paul, so that Paul could preach to people about Jesus. God our Savior </w:t>
+      </w:r>
+      <w:r>
+        <w:rPr>
+          <w:b/>
+          <w:lang w:val="en_US" w:bidi="en_US"/>
+        </w:rPr>
+        <w:t>commanded</w:t>
+      </w:r>
+      <w:r>
+        <w:rPr>
+          <w:lang w:val="en_US" w:bidi="en_US"/>
+        </w:rPr>
+        <w:t xml:space="preserve"> Paul to say these things. The commandment of God usually means the rules God gave his people to follow. Here, it means that God told Paul to say these things to Titus. For more information on </w:t>
+      </w:r>
+      <w:r>
+        <w:rPr>
+          <w:lang w:val="en_US" w:bidi="en_US"/>
+        </w:rPr>
+        <w:t>commandments</w:t>
+      </w:r>
+      <w:r>
+        <w:rPr>
+          <w:lang w:val="en_US" w:bidi="en_US"/>
+        </w:rPr>
+        <w:t>, see the Master Glossary.</w:t>
+      </w:r>
+    </w:p>
+    <w:p>
+      <w:pPr/>
+      <w:r>
+        <w:rPr>
+          <w:lang w:val="en_US" w:bidi="en_US"/>
+        </w:rPr>
+      </w:r>
+      <w:r>
+        <w:rPr>
+          <w:lang w:val="en_US" w:bidi="en_US"/>
+        </w:rPr>
+        <w:t xml:space="preserve">Stop here and discuss this question as a group: Discuss how you will translate the </w:t>
+      </w:r>
+      <w:r>
+        <w:rPr>
+          <w:b/>
+          <w:lang w:val="en_US" w:bidi="en_US"/>
+        </w:rPr>
+        <w:t>command</w:t>
+      </w:r>
+      <w:r>
+        <w:rPr>
+          <w:lang w:val="en_US" w:bidi="en_US"/>
+        </w:rPr>
+        <w:t xml:space="preserve"> of God. Pause this audio here.</w:t>
+      </w:r>
+    </w:p>
+    <w:p>
+      <w:pPr/>
+      <w:r>
+        <w:rPr>
+          <w:lang w:val="en_US" w:bidi="en_US"/>
+        </w:rPr>
+      </w:r>
+      <w:r>
+        <w:rPr>
+          <w:b/>
+          <w:lang w:val="en_US" w:bidi="en_US"/>
+        </w:rPr>
+        <w:t>Savior</w:t>
+      </w:r>
+      <w:r>
+        <w:rPr>
+          <w:lang w:val="en_US" w:bidi="en_US"/>
+        </w:rPr>
+        <w:t xml:space="preserve"> means the one who rescues or delivers people from evil or danger. In the greeting to Titus, Paul also calls Christ Jesus "our Savior."</w:t>
+      </w:r>
+    </w:p>
+    <w:p>
+      <w:pPr/>
+      <w:r>
+        <w:rPr>
+          <w:lang w:val="en_US" w:bidi="en_US"/>
+        </w:rPr>
+      </w:r>
+      <w:r>
+        <w:rPr>
+          <w:lang w:val="en_US" w:bidi="en_US"/>
+        </w:rPr>
+        <w:t xml:space="preserve">Stop here and discuss this question as a group: How will you translate the idea of </w:t>
+      </w:r>
+      <w:r>
+        <w:rPr>
+          <w:b/>
+          <w:lang w:val="en_US" w:bidi="en_US"/>
+        </w:rPr>
+        <w:t>Savior</w:t>
+      </w:r>
+      <w:r>
+        <w:rPr>
+          <w:lang w:val="en_US" w:bidi="en_US"/>
+        </w:rPr>
+        <w:t xml:space="preserve">? Translate Savior the same as you have in other parts of the New Testament. For more information on </w:t>
+      </w:r>
+      <w:r>
+        <w:rPr>
+          <w:lang w:val="en_US" w:bidi="en_US"/>
+        </w:rPr>
+        <w:t>Savior</w:t>
+      </w:r>
+      <w:r>
+        <w:rPr>
+          <w:lang w:val="en_US" w:bidi="en_US"/>
+        </w:rPr>
+        <w:t>, see the Master Glossary. Pause this audio here.</w:t>
+      </w:r>
+    </w:p>
+    <w:p>
+      <w:pPr/>
+      <w:r>
+        <w:rPr>
+          <w:lang w:val="en_US" w:bidi="en_US"/>
+        </w:rPr>
+      </w:r>
+      <w:r>
+        <w:rPr>
+          <w:lang w:val="en_US" w:bidi="en_US"/>
+        </w:rPr>
+        <w:t xml:space="preserve">Paul is sending this letter to Titus, his true son in their common </w:t>
+      </w:r>
+      <w:r>
+        <w:rPr>
+          <w:b/>
+          <w:lang w:val="en_US" w:bidi="en_US"/>
+        </w:rPr>
+        <w:t>faith</w:t>
+      </w:r>
+      <w:r>
+        <w:rPr>
+          <w:lang w:val="en_US" w:bidi="en_US"/>
+        </w:rPr>
+        <w:t xml:space="preserve">. Paul loved Titus like a son. Paul greets Titus by praying for </w:t>
+      </w:r>
+      <w:r>
+        <w:rPr>
+          <w:b/>
+          <w:lang w:val="en_US" w:bidi="en_US"/>
+        </w:rPr>
+        <w:t>grace</w:t>
+      </w:r>
       <w:r>
         <w:rPr>
           <w:lang w:val="en_US" w:bidi="en_US"/>
         </w:rPr>
         <w:t xml:space="preserve"> and </w:t>
       </w:r>
-      <w:hyperlink r:id="rId19">
-        <w:r>
-          <w:rPr>
-            <w:lang w:val="en_US" w:bidi="en_US"/>
-          </w:rPr>
-          <w:rPr>
-            <w:color w:val="0000EE"/>
-            <w:u w:val="single"/>
-          </w:rPr>
-          <w:t>eternal life</w:t>
-        </w:r>
-      </w:hyperlink>
-      <w:r>
-        <w:rPr>
-          <w:lang w:val="en_US" w:bidi="en_US"/>
-        </w:rPr>
-        <w:t>, see the Master Glossary. Pause this audio here.</w:t>
-      </w:r>
-    </w:p>
-    <w:p>
-      <w:pPr/>
-      <w:r>
-        <w:rPr>
-          <w:lang w:val="en_US" w:bidi="en_US"/>
-        </w:rPr>
-      </w:r>
-      <w:r>
-        <w:rPr>
-          <w:lang w:val="en_US" w:bidi="en_US"/>
-        </w:rPr>
-        <w:t xml:space="preserve">God is the one who promised eternal life. God promised eternal life </w:t>
-      </w:r>
       <w:r>
         <w:rPr>
           <w:b/>
           <w:lang w:val="en_US" w:bidi="en_US"/>
         </w:rPr>
-        <w:t>before the beginning of time</w:t>
-      </w:r>
-      <w:r>
-        <w:rPr>
-          <w:lang w:val="en_US" w:bidi="en_US"/>
-        </w:rPr>
-        <w:t>. In the original language, "before the beginning of time" is "before eternal ages." This phrase means that even though God is timeless, at some point in the past, God created the world. Before God created the world and time began, God already had a salvation plan and promised eternal life to his chosen people.</w:t>
-      </w:r>
-    </w:p>
-    <w:p>
-      <w:pPr/>
-      <w:r>
-        <w:rPr>
-          <w:lang w:val="en_US" w:bidi="en_US"/>
-        </w:rPr>
-      </w:r>
-      <w:r>
-        <w:rPr>
-          <w:lang w:val="en_US" w:bidi="en_US"/>
-        </w:rPr>
-        <w:t>Stop here and discuss this question as a group: Talk about how to best translate this idea "before the beginning of time" in your language. Pause this audio here.</w:t>
-      </w:r>
-    </w:p>
-    <w:p>
-      <w:pPr/>
-      <w:r>
-        <w:rPr>
-          <w:lang w:val="en_US" w:bidi="en_US"/>
-        </w:rPr>
-      </w:r>
-      <w:r>
-        <w:rPr>
-          <w:lang w:val="en_US" w:bidi="en_US"/>
-        </w:rPr>
-        <w:t xml:space="preserve">Now is the time that God is revealing his word to people. The word is probably both the hope of eternal life and also the message Paul is preaching. In the New Testament, </w:t>
+        <w:t>peace</w:t>
+      </w:r>
+      <w:r>
+        <w:rPr>
+          <w:lang w:val="en_US" w:bidi="en_US"/>
+        </w:rPr>
+        <w:t xml:space="preserve"> from God our Father, and from Christ Jesus our Savior.</w:t>
+      </w:r>
+    </w:p>
+    <w:p>
+      <w:pPr/>
+      <w:r>
+        <w:rPr>
+          <w:lang w:val="en_US" w:bidi="en_US"/>
+        </w:rPr>
+      </w:r>
+      <w:r>
+        <w:rPr>
+          <w:lang w:val="en_US" w:bidi="en_US"/>
+        </w:rPr>
+        <w:t xml:space="preserve">Stop here and discuss this question as a group: How will you translate </w:t>
       </w:r>
       <w:r>
         <w:rPr>
           <w:b/>
           <w:lang w:val="en_US" w:bidi="en_US"/>
         </w:rPr>
-        <w:t>word</w:t>
-      </w:r>
-      <w:r>
-        <w:rPr>
-          <w:lang w:val="en_US" w:bidi="en_US"/>
-        </w:rPr>
-        <w:t xml:space="preserve"> usually means the good news that Jesus has come into the world.</w:t>
-      </w:r>
-    </w:p>
-    <w:p>
-      <w:pPr/>
-      <w:r>
-        <w:rPr>
-          <w:lang w:val="en_US" w:bidi="en_US"/>
-        </w:rPr>
-      </w:r>
-      <w:r>
-        <w:rPr>
-          <w:lang w:val="en_US" w:bidi="en_US"/>
-        </w:rPr>
-        <w:t xml:space="preserve">Stop here and discuss as a group: How will you translate the idea of </w:t>
+        <w:t>faith</w:t>
+      </w:r>
+      <w:r>
+        <w:rPr>
+          <w:lang w:val="en_US" w:bidi="en_US"/>
+        </w:rPr>
+        <w:t xml:space="preserve">, </w:t>
       </w:r>
       <w:r>
         <w:rPr>
           <w:b/>
           <w:lang w:val="en_US" w:bidi="en_US"/>
         </w:rPr>
-        <w:t>word</w:t>
-      </w:r>
-      <w:r>
-        <w:rPr>
-          <w:lang w:val="en_US" w:bidi="en_US"/>
-        </w:rPr>
-        <w:t xml:space="preserve">? Translate word the same as you have in other parts of the New Testament. For more information on </w:t>
-      </w:r>
-      <w:hyperlink r:id="rId20">
-        <w:r>
-          <w:rPr>
-            <w:lang w:val="en_US" w:bidi="en_US"/>
-          </w:rPr>
-          <w:rPr>
-            <w:color w:val="0000EE"/>
-            <w:u w:val="single"/>
-          </w:rPr>
-          <w:t>word</w:t>
-        </w:r>
-      </w:hyperlink>
-      <w:r>
-        <w:rPr>
-          <w:lang w:val="en_US" w:bidi="en_US"/>
-        </w:rPr>
-        <w:t>, see the Master Glossary. Pause this audio here.</w:t>
-      </w:r>
-    </w:p>
-    <w:p>
-      <w:pPr/>
-      <w:r>
-        <w:rPr>
-          <w:lang w:val="en_US" w:bidi="en_US"/>
-        </w:rPr>
-      </w:r>
-      <w:r>
-        <w:rPr>
-          <w:lang w:val="en_US" w:bidi="en_US"/>
-        </w:rPr>
-        <w:t xml:space="preserve">God entrusted this word to Paul, so that Paul could preach to people about Jesus. God our Savior </w:t>
+        <w:t>grace</w:t>
+      </w:r>
+      <w:r>
+        <w:rPr>
+          <w:lang w:val="en_US" w:bidi="en_US"/>
+        </w:rPr>
+        <w:t xml:space="preserve">, and </w:t>
       </w:r>
       <w:r>
         <w:rPr>
           <w:b/>
           <w:lang w:val="en_US" w:bidi="en_US"/>
         </w:rPr>
-        <w:t>commanded</w:t>
-      </w:r>
-      <w:r>
-        <w:rPr>
-          <w:lang w:val="en_US" w:bidi="en_US"/>
-        </w:rPr>
-        <w:t xml:space="preserve"> Paul to say these things. The commandment of God usually means the rules God gave his people to follow. Here, it means that God told Paul to say these things to Titus. For more information on </w:t>
-      </w:r>
-      <w:hyperlink r:id="rId21">
-        <w:r>
-          <w:rPr>
-            <w:lang w:val="en_US" w:bidi="en_US"/>
-          </w:rPr>
-          <w:rPr>
-            <w:color w:val="0000EE"/>
-            <w:u w:val="single"/>
-          </w:rPr>
-          <w:t>commandments</w:t>
-        </w:r>
-      </w:hyperlink>
-      <w:r>
-        <w:rPr>
-          <w:lang w:val="en_US" w:bidi="en_US"/>
-        </w:rPr>
-        <w:t>, see the Master Glossary.</w:t>
-      </w:r>
-    </w:p>
-    <w:p>
-      <w:pPr/>
-      <w:r>
-        <w:rPr>
-          <w:lang w:val="en_US" w:bidi="en_US"/>
-        </w:rPr>
-      </w:r>
-      <w:r>
-        <w:rPr>
-          <w:lang w:val="en_US" w:bidi="en_US"/>
-        </w:rPr>
-        <w:t xml:space="preserve">Stop here and discuss this question as a group: Discuss how you will translate the </w:t>
-      </w:r>
-      <w:r>
-        <w:rPr>
-          <w:b/>
-          <w:lang w:val="en_US" w:bidi="en_US"/>
-        </w:rPr>
-        <w:t>command</w:t>
-      </w:r>
-      <w:r>
-        <w:rPr>
-          <w:lang w:val="en_US" w:bidi="en_US"/>
-        </w:rPr>
-        <w:t xml:space="preserve"> of God. Pause this audio here.</w:t>
-      </w:r>
-    </w:p>
-    <w:p>
-      <w:pPr/>
-      <w:r>
-        <w:rPr>
-          <w:lang w:val="en_US" w:bidi="en_US"/>
-        </w:rPr>
-      </w:r>
-      <w:r>
-        <w:rPr>
-          <w:b/>
-          <w:lang w:val="en_US" w:bidi="en_US"/>
-        </w:rPr>
-        <w:t>Savior</w:t>
-      </w:r>
-      <w:r>
-        <w:rPr>
-          <w:lang w:val="en_US" w:bidi="en_US"/>
-        </w:rPr>
-        <w:t xml:space="preserve"> means the one who rescues or delivers people from evil or danger. In the greeting to Titus, Paul also calls Christ Jesus "our Savior."</w:t>
-      </w:r>
-    </w:p>
-    <w:p>
-      <w:pPr/>
-      <w:r>
-        <w:rPr>
-          <w:lang w:val="en_US" w:bidi="en_US"/>
-        </w:rPr>
-      </w:r>
-      <w:r>
-        <w:rPr>
-          <w:lang w:val="en_US" w:bidi="en_US"/>
-        </w:rPr>
-        <w:t xml:space="preserve">Stop here and discuss this question as a group: How will you translate the idea of </w:t>
-      </w:r>
-      <w:r>
-        <w:rPr>
-          <w:b/>
-          <w:lang w:val="en_US" w:bidi="en_US"/>
-        </w:rPr>
-        <w:t>Savior</w:t>
-      </w:r>
-      <w:r>
-        <w:rPr>
-          <w:lang w:val="en_US" w:bidi="en_US"/>
-        </w:rPr>
-        <w:t xml:space="preserve">? Translate Savior the same as you have in other parts of the New Testament. For more information on </w:t>
-      </w:r>
-      <w:hyperlink r:id="rId22">
-        <w:r>
-          <w:rPr>
-            <w:lang w:val="en_US" w:bidi="en_US"/>
-          </w:rPr>
-          <w:rPr>
-            <w:color w:val="0000EE"/>
-            <w:u w:val="single"/>
-          </w:rPr>
-          <w:t>Savior</w:t>
-        </w:r>
-      </w:hyperlink>
-      <w:r>
-        <w:rPr>
-          <w:lang w:val="en_US" w:bidi="en_US"/>
-        </w:rPr>
-        <w:t>, see the Master Glossary. Pause this audio here.</w:t>
-      </w:r>
-    </w:p>
-    <w:p>
-      <w:pPr/>
-      <w:r>
-        <w:rPr>
-          <w:lang w:val="en_US" w:bidi="en_US"/>
-        </w:rPr>
-      </w:r>
-      <w:r>
-        <w:rPr>
-          <w:lang w:val="en_US" w:bidi="en_US"/>
-        </w:rPr>
-        <w:t xml:space="preserve">Paul is sending this letter to Titus, his true son in their common </w:t>
-      </w:r>
-      <w:r>
-        <w:rPr>
-          <w:b/>
+        <w:t>peace</w:t>
+      </w:r>
+      <w:r>
+        <w:rPr>
+          <w:lang w:val="en_US" w:bidi="en_US"/>
+        </w:rPr>
+        <w:t xml:space="preserve">? Translate faith, grace, and peace the same as you have in other parts of the New Testament. For more information on </w:t>
+      </w:r>
+      <w:r>
+        <w:rPr>
           <w:lang w:val="en_US" w:bidi="en_US"/>
         </w:rPr>
         <w:t>faith</w:t>
@@ -2458,11 +2447,10 @@
         <w:rPr>
           <w:lang w:val="en_US" w:bidi="en_US"/>
         </w:rPr>
-        <w:t xml:space="preserve">. Paul loved Titus like a son. Paul greets Titus by praying for </w:t>
-      </w:r>
-      <w:r>
-        <w:rPr>
-          <w:b/>
+        <w:t xml:space="preserve">, </w:t>
+      </w:r>
+      <w:r>
+        <w:rPr>
           <w:lang w:val="en_US" w:bidi="en_US"/>
         </w:rPr>
         <w:t>grace</w:t>
@@ -2471,122 +2459,14 @@
         <w:rPr>
           <w:lang w:val="en_US" w:bidi="en_US"/>
         </w:rPr>
-        <w:t xml:space="preserve"> and </w:t>
-      </w:r>
-      <w:r>
-        <w:rPr>
-          <w:b/>
+        <w:t xml:space="preserve">, and </w:t>
+      </w:r>
+      <w:r>
+        <w:rPr>
           <w:lang w:val="en_US" w:bidi="en_US"/>
         </w:rPr>
         <w:t>peace</w:t>
       </w:r>
-      <w:r>
-        <w:rPr>
-          <w:lang w:val="en_US" w:bidi="en_US"/>
-        </w:rPr>
-        <w:t xml:space="preserve"> from God our Father, and from Christ Jesus our Savior.</w:t>
-      </w:r>
-    </w:p>
-    <w:p>
-      <w:pPr/>
-      <w:r>
-        <w:rPr>
-          <w:lang w:val="en_US" w:bidi="en_US"/>
-        </w:rPr>
-      </w:r>
-      <w:r>
-        <w:rPr>
-          <w:lang w:val="en_US" w:bidi="en_US"/>
-        </w:rPr>
-        <w:t xml:space="preserve">Stop here and discuss this question as a group: How will you translate </w:t>
-      </w:r>
-      <w:r>
-        <w:rPr>
-          <w:b/>
-          <w:lang w:val="en_US" w:bidi="en_US"/>
-        </w:rPr>
-        <w:t>faith</w:t>
-      </w:r>
-      <w:r>
-        <w:rPr>
-          <w:lang w:val="en_US" w:bidi="en_US"/>
-        </w:rPr>
-        <w:t xml:space="preserve">, </w:t>
-      </w:r>
-      <w:r>
-        <w:rPr>
-          <w:b/>
-          <w:lang w:val="en_US" w:bidi="en_US"/>
-        </w:rPr>
-        <w:t>grace</w:t>
-      </w:r>
-      <w:r>
-        <w:rPr>
-          <w:lang w:val="en_US" w:bidi="en_US"/>
-        </w:rPr>
-        <w:t xml:space="preserve">, and </w:t>
-      </w:r>
-      <w:r>
-        <w:rPr>
-          <w:b/>
-          <w:lang w:val="en_US" w:bidi="en_US"/>
-        </w:rPr>
-        <w:t>peace</w:t>
-      </w:r>
-      <w:r>
-        <w:rPr>
-          <w:lang w:val="en_US" w:bidi="en_US"/>
-        </w:rPr>
-        <w:t xml:space="preserve">? Translate faith, grace, and peace the same as you have in other parts of the New Testament. For more information on </w:t>
-      </w:r>
-      <w:hyperlink r:id="rId17">
-        <w:r>
-          <w:rPr>
-            <w:lang w:val="en_US" w:bidi="en_US"/>
-          </w:rPr>
-          <w:rPr>
-            <w:color w:val="0000EE"/>
-            <w:u w:val="single"/>
-          </w:rPr>
-          <w:t>faith</w:t>
-        </w:r>
-      </w:hyperlink>
-      <w:r>
-        <w:rPr>
-          <w:lang w:val="en_US" w:bidi="en_US"/>
-        </w:rPr>
-        <w:t xml:space="preserve">, </w:t>
-      </w:r>
-      <w:hyperlink r:id="rId23">
-        <w:r>
-          <w:rPr>
-            <w:lang w:val="en_US" w:bidi="en_US"/>
-          </w:rPr>
-          <w:rPr>
-            <w:color w:val="0000EE"/>
-            <w:u w:val="single"/>
-          </w:rPr>
-          <w:t>grace</w:t>
-        </w:r>
-      </w:hyperlink>
-      <w:r>
-        <w:rPr>
-          <w:lang w:val="en_US" w:bidi="en_US"/>
-        </w:rPr>
-        <w:t xml:space="preserve">, and </w:t>
-      </w:r>
-      <w:hyperlink r:id="rId24">
-        <w:r>
-          <w:rPr>
-            <w:lang w:val="en_US" w:bidi="en_US"/>
-          </w:rPr>
-          <w:rPr>
-            <w:color w:val="0000EE"/>
-            <w:u w:val="single"/>
-          </w:rPr>
-          <w:t>peace</w:t>
-        </w:r>
-      </w:hyperlink>
       <w:r>
         <w:rPr>
           <w:lang w:val="en_US" w:bidi="en_US"/>
@@ -3036,25 +2916,7 @@
         <w:rPr>
           <w:lang w:val="en_US" w:bidi="en_US"/>
         </w:rPr>
-        <w:t xml:space="preserve">Stop here and look as a group at a map of the island of </w:t>
-      </w:r>
-      <w:hyperlink r:id="rId13">
-        <w:r>
-          <w:rPr>
-            <w:lang w:val="en_US" w:bidi="en_US"/>
-          </w:rPr>
-          <w:rPr>
-            <w:color w:val="0000EE"/>
-            <w:u w:val="single"/>
-          </w:rPr>
-          <w:t>Crete</w:t>
-        </w:r>
-      </w:hyperlink>
-      <w:r>
-        <w:rPr>
-          <w:lang w:val="en_US" w:bidi="en_US"/>
-        </w:rPr>
-        <w:t xml:space="preserve"> if needed. Pause this audio here.</w:t>
+        <w:t>Stop here and look as a group at a map of the island of Crete if needed. Pause this audio here.</w:t>
       </w:r>
     </w:p>
     <w:p>
@@ -3643,25 +3505,7 @@
         <w:rPr>
           <w:lang w:val="en_US" w:bidi="en_US"/>
         </w:rPr>
-        <w:t xml:space="preserve">Stop here and look as a group at a map of the island of </w:t>
-      </w:r>
-      <w:hyperlink r:id="rId13">
-        <w:r>
-          <w:rPr>
-            <w:lang w:val="en_US" w:bidi="en_US"/>
-          </w:rPr>
-          <w:rPr>
-            <w:color w:val="0000EE"/>
-            <w:u w:val="single"/>
-          </w:rPr>
-          <w:t>Crete</w:t>
-        </w:r>
-      </w:hyperlink>
-      <w:r>
-        <w:rPr>
-          <w:lang w:val="en_US" w:bidi="en_US"/>
-        </w:rPr>
-        <w:t xml:space="preserve"> again if needed. Pause this audio here.</w:t>
+        <w:t>Stop here and look as a group at a map of the island of Crete again if needed. Pause this audio here.</w:t>
       </w:r>
     </w:p>
     <w:p>
@@ -4617,36 +4461,91 @@
         </w:rPr>
         <w:t xml:space="preserve">. For more information on </w:t>
       </w:r>
-      <w:hyperlink r:id="rId25">
-        <w:r>
-          <w:rPr>
-            <w:lang w:val="en_US" w:bidi="en_US"/>
-          </w:rPr>
-          <w:rPr>
-            <w:color w:val="0000EE"/>
-            <w:u w:val="single"/>
-          </w:rPr>
-          <w:t>elders</w:t>
-        </w:r>
-      </w:hyperlink>
+      <w:r>
+        <w:rPr>
+          <w:lang w:val="en_US" w:bidi="en_US"/>
+        </w:rPr>
+        <w:t>elders</w:t>
+      </w:r>
+      <w:r>
+        <w:rPr>
+          <w:lang w:val="en_US" w:bidi="en_US"/>
+        </w:rPr>
+        <w:t xml:space="preserve"> and overseers, see the Master Glossary.</w:t>
+      </w:r>
+    </w:p>
+    <w:p>
+      <w:pPr/>
+      <w:r>
+        <w:rPr>
+          <w:lang w:val="en_US" w:bidi="en_US"/>
+        </w:rPr>
+      </w:r>
+      <w:r>
+        <w:rPr>
+          <w:lang w:val="en_US" w:bidi="en_US"/>
+        </w:rPr>
+        <w:t xml:space="preserve">Stop here and discuss this question as a group: How will you translate </w:t>
+      </w:r>
+      <w:r>
+        <w:rPr>
+          <w:b/>
+          <w:lang w:val="en_US" w:bidi="en_US"/>
+        </w:rPr>
+        <w:t>elders</w:t>
+      </w:r>
       <w:r>
         <w:rPr>
           <w:lang w:val="en_US" w:bidi="en_US"/>
         </w:rPr>
         <w:t xml:space="preserve"> and </w:t>
       </w:r>
-      <w:hyperlink r:id="rId26">
-        <w:r>
-          <w:rPr>
-            <w:lang w:val="en_US" w:bidi="en_US"/>
-          </w:rPr>
-          <w:rPr>
-            <w:color w:val="0000EE"/>
-            <w:u w:val="single"/>
-          </w:rPr>
-          <w:t>overseers</w:t>
-        </w:r>
-      </w:hyperlink>
+      <w:r>
+        <w:rPr>
+          <w:b/>
+          <w:lang w:val="en_US" w:bidi="en_US"/>
+        </w:rPr>
+        <w:t>overseers</w:t>
+      </w:r>
+      <w:r>
+        <w:rPr>
+          <w:lang w:val="en_US" w:bidi="en_US"/>
+        </w:rPr>
+        <w:t>? Make sure you do not choose a word that only means "old people." If you have already translated this word in another book of the Bible, use the same word that you have used there. Pause this audio here.</w:t>
+      </w:r>
+    </w:p>
+    <w:p>
+      <w:pPr/>
+      <w:r>
+        <w:rPr>
+          <w:lang w:val="en_US" w:bidi="en_US"/>
+        </w:rPr>
+      </w:r>
+      <w:r>
+        <w:rPr>
+          <w:lang w:val="en_US" w:bidi="en_US"/>
+        </w:rPr>
+        <w:t xml:space="preserve">The elder or overseer must be blameless because he is a steward, or manager, of God's household. In the Bible, a </w:t>
+      </w:r>
+      <w:r>
+        <w:rPr>
+          <w:b/>
+          <w:lang w:val="en_US" w:bidi="en_US"/>
+        </w:rPr>
+        <w:t>household</w:t>
+      </w:r>
+      <w:r>
+        <w:rPr>
+          <w:lang w:val="en_US" w:bidi="en_US"/>
+        </w:rPr>
+        <w:t xml:space="preserve"> includes a man, his wife, children, relatives, servants, and anyone else who lives in the house. In this passage, the household of God is the church. As the steward of the household of God, the elder should care for the church and watch over the church. For more information on </w:t>
+      </w:r>
+      <w:r>
+        <w:rPr>
+          <w:lang w:val="en_US" w:bidi="en_US"/>
+        </w:rPr>
+        <w:t>household</w:t>
+      </w:r>
       <w:r>
         <w:rPr>
           <w:lang w:val="en_US" w:bidi="en_US"/>
@@ -4672,7 +4571,7 @@
           <w:b/>
           <w:lang w:val="en_US" w:bidi="en_US"/>
         </w:rPr>
-        <w:t>elders</w:t>
+        <w:t>steward</w:t>
       </w:r>
       <w:r>
         <w:rPr>
@@ -4685,53 +4584,75 @@
           <w:b/>
           <w:lang w:val="en_US" w:bidi="en_US"/>
         </w:rPr>
-        <w:t>overseers</w:t>
-      </w:r>
-      <w:r>
-        <w:rPr>
-          <w:lang w:val="en_US" w:bidi="en_US"/>
-        </w:rPr>
-        <w:t>? Make sure you do not choose a word that only means "old people." If you have already translated this word in another book of the Bible, use the same word that you have used there. Pause this audio here.</w:t>
-      </w:r>
-    </w:p>
-    <w:p>
-      <w:pPr/>
-      <w:r>
-        <w:rPr>
-          <w:lang w:val="en_US" w:bidi="en_US"/>
-        </w:rPr>
-      </w:r>
-      <w:r>
-        <w:rPr>
-          <w:lang w:val="en_US" w:bidi="en_US"/>
-        </w:rPr>
-        <w:t xml:space="preserve">The elder or overseer must be blameless because he is a steward, or manager, of God's household. In the Bible, a </w:t>
+        <w:t>household</w:t>
+      </w:r>
+      <w:r>
+        <w:rPr>
+          <w:lang w:val="en_US" w:bidi="en_US"/>
+        </w:rPr>
+        <w:t>? If you have already translated these words in another book of the Bible, use the same word that you have used there. Pause this audio here.</w:t>
+      </w:r>
+    </w:p>
+    <w:p>
+      <w:pPr/>
+      <w:r>
+        <w:rPr>
+          <w:lang w:val="en_US" w:bidi="en_US"/>
+        </w:rPr>
+      </w:r>
+      <w:r>
+        <w:rPr>
+          <w:lang w:val="en_US" w:bidi="en_US"/>
+        </w:rPr>
+        <w:t>Paul tells Titus some bad qualities that would make a person unfit to be an elder. An elder should not be arrogant, not become angry easily, not get drunk or act violently, and not do wrong things to get money.</w:t>
+      </w:r>
+    </w:p>
+    <w:p>
+      <w:pPr/>
+      <w:r>
+        <w:rPr>
+          <w:lang w:val="en_US" w:bidi="en_US"/>
+        </w:rPr>
+      </w:r>
+      <w:r>
+        <w:rPr>
+          <w:lang w:val="en_US" w:bidi="en_US"/>
+        </w:rPr>
+        <w:t>Stop here and discuss this question as a group: Discuss how you will translate each of these qualities that would make a person unfit to be an elder. Pause this audio here.</w:t>
+      </w:r>
+    </w:p>
+    <w:p>
+      <w:pPr/>
+      <w:r>
+        <w:rPr>
+          <w:lang w:val="en_US" w:bidi="en_US"/>
+        </w:rPr>
+      </w:r>
+      <w:r>
+        <w:rPr>
+          <w:lang w:val="en_US" w:bidi="en_US"/>
+        </w:rPr>
+        <w:t xml:space="preserve">Paul tells Titus that an elder should be hospitable and welcome people into his home. An elder should also love what is good and love to do good. An elder should be sensible and wise. He should also be upright, which is sometimes translated </w:t>
       </w:r>
       <w:r>
         <w:rPr>
           <w:b/>
           <w:lang w:val="en_US" w:bidi="en_US"/>
         </w:rPr>
-        <w:t>household</w:t>
-      </w:r>
-      <w:r>
-        <w:rPr>
-          <w:lang w:val="en_US" w:bidi="en_US"/>
-        </w:rPr>
-        <w:t xml:space="preserve"> includes a man, his wife, children, relatives, servants, and anyone else who lives in the house. In this passage, the household of God is the church. As the steward of the household of God, the elder should care for the church and watch over the church. For more information on </w:t>
-      </w:r>
-      <w:hyperlink r:id="rId27">
-        <w:r>
-          <w:rPr>
-            <w:lang w:val="en_US" w:bidi="en_US"/>
-          </w:rPr>
-          <w:rPr>
-            <w:color w:val="0000EE"/>
-            <w:u w:val="single"/>
-          </w:rPr>
-          <w:t>household</w:t>
-        </w:r>
-      </w:hyperlink>
+        <w:t>righteous</w:t>
+      </w:r>
+      <w:r>
+        <w:rPr>
+          <w:lang w:val="en_US" w:bidi="en_US"/>
+        </w:rPr>
+        <w:t xml:space="preserve">. Finally, an elder should be holy or devoted to Jesus, and disciplined or self-controlled. Righteous means a person is in a right relationship with God and is blameless before God. For more information on </w:t>
+      </w:r>
+      <w:r>
+        <w:rPr>
+          <w:lang w:val="en_US" w:bidi="en_US"/>
+        </w:rPr>
+        <w:t>righteous</w:t>
+      </w:r>
       <w:r>
         <w:rPr>
           <w:lang w:val="en_US" w:bidi="en_US"/>
@@ -4750,231 +4671,106 @@
         <w:rPr>
           <w:lang w:val="en_US" w:bidi="en_US"/>
         </w:rPr>
-        <w:t xml:space="preserve">Stop here and discuss this question as a group: How will you translate </w:t>
+        <w:t xml:space="preserve">Stop here and discuss this question as a group: Discuss how you will translate </w:t>
       </w:r>
       <w:r>
         <w:rPr>
           <w:b/>
           <w:lang w:val="en_US" w:bidi="en_US"/>
         </w:rPr>
-        <w:t>steward</w:t>
-      </w:r>
-      <w:r>
-        <w:rPr>
-          <w:lang w:val="en_US" w:bidi="en_US"/>
-        </w:rPr>
-        <w:t xml:space="preserve"> and </w:t>
+        <w:t>righteous</w:t>
+      </w:r>
+      <w:r>
+        <w:rPr>
+          <w:lang w:val="en_US" w:bidi="en_US"/>
+        </w:rPr>
+        <w:t xml:space="preserve"> in your language. If you have already translated this word in another book of the Bible, use the same word that you have used there. How will you translate the other qualities of a good elder? Remember that many of these qualities have similar meanings. Pause this audio here.</w:t>
+      </w:r>
+    </w:p>
+    <w:p>
+      <w:pPr/>
+      <w:r>
+        <w:rPr>
+          <w:lang w:val="en_US" w:bidi="en_US"/>
+        </w:rPr>
+      </w:r>
+      <w:r>
+        <w:rPr>
+          <w:lang w:val="en_US" w:bidi="en_US"/>
+        </w:rPr>
+        <w:t xml:space="preserve">An elder must hold firmly to, or strongly follow and obey the </w:t>
       </w:r>
       <w:r>
         <w:rPr>
           <w:b/>
           <w:lang w:val="en_US" w:bidi="en_US"/>
         </w:rPr>
-        <w:t>household</w:t>
-      </w:r>
-      <w:r>
-        <w:rPr>
-          <w:lang w:val="en_US" w:bidi="en_US"/>
-        </w:rPr>
-        <w:t>? If you have already translated these words in another book of the Bible, use the same word that you have used there. Pause this audio here.</w:t>
-      </w:r>
-    </w:p>
-    <w:p>
-      <w:pPr/>
-      <w:r>
-        <w:rPr>
-          <w:lang w:val="en_US" w:bidi="en_US"/>
-        </w:rPr>
-      </w:r>
-      <w:r>
-        <w:rPr>
-          <w:lang w:val="en_US" w:bidi="en_US"/>
-        </w:rPr>
-        <w:t>Paul tells Titus some bad qualities that would make a person unfit to be an elder. An elder should not be arrogant, not become angry easily, not get drunk or act violently, and not do wrong things to get money.</w:t>
-      </w:r>
-    </w:p>
-    <w:p>
-      <w:pPr/>
-      <w:r>
-        <w:rPr>
-          <w:lang w:val="en_US" w:bidi="en_US"/>
-        </w:rPr>
-      </w:r>
-      <w:r>
-        <w:rPr>
-          <w:lang w:val="en_US" w:bidi="en_US"/>
-        </w:rPr>
-        <w:t>Stop here and discuss this question as a group: Discuss how you will translate each of these qualities that would make a person unfit to be an elder. Pause this audio here.</w:t>
-      </w:r>
-    </w:p>
-    <w:p>
-      <w:pPr/>
-      <w:r>
-        <w:rPr>
-          <w:lang w:val="en_US" w:bidi="en_US"/>
-        </w:rPr>
-      </w:r>
-      <w:r>
-        <w:rPr>
-          <w:lang w:val="en_US" w:bidi="en_US"/>
-        </w:rPr>
-        <w:t xml:space="preserve">Paul tells Titus that an elder should be hospitable and welcome people into his home. An elder should also love what is good and love to do good. An elder should be sensible and wise. He should also be upright, which is sometimes translated </w:t>
+        <w:t>word</w:t>
+      </w:r>
+      <w:r>
+        <w:rPr>
+          <w:lang w:val="en_US" w:bidi="en_US"/>
+        </w:rPr>
+        <w:t xml:space="preserve"> of Jesus. This word means the good news that Jesus came into the world. Translate word the same as you have in previous passages. For more information on </w:t>
+      </w:r>
+      <w:r>
+        <w:rPr>
+          <w:lang w:val="en_US" w:bidi="en_US"/>
+        </w:rPr>
+        <w:t>word</w:t>
+      </w:r>
+      <w:r>
+        <w:rPr>
+          <w:lang w:val="en_US" w:bidi="en_US"/>
+        </w:rPr>
+        <w:t xml:space="preserve">, see the Master Glossary. The elder will then be able to encourage people in right teaching, or </w:t>
       </w:r>
       <w:r>
         <w:rPr>
           <w:b/>
           <w:lang w:val="en_US" w:bidi="en_US"/>
         </w:rPr>
-        <w:t>righteous</w:t>
-      </w:r>
-      <w:r>
-        <w:rPr>
-          <w:lang w:val="en_US" w:bidi="en_US"/>
-        </w:rPr>
-        <w:t xml:space="preserve">. Finally, an elder should be holy or devoted to Jesus, and disciplined or self-controlled. Righteous means a person is in a right relationship with God and is blameless before God. For more information on </w:t>
-      </w:r>
-      <w:hyperlink r:id="rId28">
-        <w:r>
-          <w:rPr>
-            <w:lang w:val="en_US" w:bidi="en_US"/>
-          </w:rPr>
-          <w:rPr>
-            <w:color w:val="0000EE"/>
-            <w:u w:val="single"/>
-          </w:rPr>
-          <w:t>righteous</w:t>
-        </w:r>
-      </w:hyperlink>
-      <w:r>
-        <w:rPr>
-          <w:lang w:val="en_US" w:bidi="en_US"/>
-        </w:rPr>
-        <w:t>, see the Master Glossary.</w:t>
-      </w:r>
-    </w:p>
-    <w:p>
-      <w:pPr/>
-      <w:r>
-        <w:rPr>
-          <w:lang w:val="en_US" w:bidi="en_US"/>
-        </w:rPr>
-      </w:r>
-      <w:r>
-        <w:rPr>
-          <w:lang w:val="en_US" w:bidi="en_US"/>
-        </w:rPr>
-        <w:t xml:space="preserve">Stop here and discuss this question as a group: Discuss how you will translate </w:t>
+        <w:t>doctrine</w:t>
+      </w:r>
+      <w:r>
+        <w:rPr>
+          <w:lang w:val="en_US" w:bidi="en_US"/>
+        </w:rPr>
+        <w:t>.</w:t>
+      </w:r>
+    </w:p>
+    <w:p>
+      <w:pPr/>
+      <w:r>
+        <w:rPr>
+          <w:lang w:val="en_US" w:bidi="en_US"/>
+        </w:rPr>
+      </w:r>
+      <w:r>
+        <w:rPr>
+          <w:lang w:val="en_US" w:bidi="en_US"/>
+        </w:rPr>
+        <w:t xml:space="preserve">Stop here and discuss as a group: How will you translate right teaching, or </w:t>
       </w:r>
       <w:r>
         <w:rPr>
           <w:b/>
           <w:lang w:val="en_US" w:bidi="en_US"/>
         </w:rPr>
-        <w:t>righteous</w:t>
-      </w:r>
-      <w:r>
-        <w:rPr>
-          <w:lang w:val="en_US" w:bidi="en_US"/>
-        </w:rPr>
-        <w:t xml:space="preserve"> in your language. If you have already translated this word in another book of the Bible, use the same word that you have used there. How will you translate the other qualities of a good elder? Remember that many of these qualities have similar meanings. Pause this audio here.</w:t>
-      </w:r>
-    </w:p>
-    <w:p>
-      <w:pPr/>
-      <w:r>
-        <w:rPr>
-          <w:lang w:val="en_US" w:bidi="en_US"/>
-        </w:rPr>
-      </w:r>
-      <w:r>
-        <w:rPr>
-          <w:lang w:val="en_US" w:bidi="en_US"/>
-        </w:rPr>
-        <w:t xml:space="preserve">An elder must hold firmly to, or strongly follow and obey the </w:t>
-      </w:r>
-      <w:r>
-        <w:rPr>
-          <w:b/>
-          <w:lang w:val="en_US" w:bidi="en_US"/>
-        </w:rPr>
-        <w:t>word</w:t>
-      </w:r>
-      <w:r>
-        <w:rPr>
-          <w:lang w:val="en_US" w:bidi="en_US"/>
-        </w:rPr>
-        <w:t xml:space="preserve"> of Jesus. This word means the good news that Jesus came into the world. Translate word the same as you have in previous passages. For more information on </w:t>
-      </w:r>
-      <w:hyperlink r:id="rId20">
-        <w:r>
-          <w:rPr>
-            <w:lang w:val="en_US" w:bidi="en_US"/>
-          </w:rPr>
-          <w:rPr>
-            <w:color w:val="0000EE"/>
-            <w:u w:val="single"/>
-          </w:rPr>
-          <w:t>word</w:t>
-        </w:r>
-      </w:hyperlink>
-      <w:r>
-        <w:rPr>
-          <w:lang w:val="en_US" w:bidi="en_US"/>
-        </w:rPr>
-        <w:t xml:space="preserve">, see the Master Glossary. The elder will then be able to encourage people in right teaching, or </w:t>
-      </w:r>
-      <w:r>
-        <w:rPr>
-          <w:b/>
-          <w:lang w:val="en_US" w:bidi="en_US"/>
-        </w:rPr>
         <w:t>doctrine</w:t>
       </w:r>
       <w:r>
         <w:rPr>
           <w:lang w:val="en_US" w:bidi="en_US"/>
         </w:rPr>
-        <w:t>.</w:t>
-      </w:r>
-    </w:p>
-    <w:p>
-      <w:pPr/>
-      <w:r>
-        <w:rPr>
-          <w:lang w:val="en_US" w:bidi="en_US"/>
-        </w:rPr>
-      </w:r>
-      <w:r>
-        <w:rPr>
-          <w:lang w:val="en_US" w:bidi="en_US"/>
-        </w:rPr>
-        <w:t xml:space="preserve">Stop here and discuss as a group: How will you translate right teaching, or </w:t>
-      </w:r>
-      <w:r>
-        <w:rPr>
-          <w:b/>
+        <w:t xml:space="preserve">? See the Master Glossary for more information about </w:t>
+      </w:r>
+      <w:r>
+        <w:rPr>
           <w:lang w:val="en_US" w:bidi="en_US"/>
         </w:rPr>
         <w:t>doctrine</w:t>
       </w:r>
-      <w:r>
-        <w:rPr>
-          <w:lang w:val="en_US" w:bidi="en_US"/>
-        </w:rPr>
-        <w:t xml:space="preserve">? See the Master Glossary for more information about </w:t>
-      </w:r>
-      <w:hyperlink r:id="rId29">
-        <w:r>
-          <w:rPr>
-            <w:lang w:val="en_US" w:bidi="en_US"/>
-          </w:rPr>
-          <w:rPr>
-            <w:color w:val="0000EE"/>
-            <w:u w:val="single"/>
-          </w:rPr>
-          <w:t>doctrine</w:t>
-        </w:r>
-      </w:hyperlink>
       <w:r>
         <w:rPr>
           <w:lang w:val="en_US" w:bidi="en_US"/>
@@ -5424,25 +5220,7 @@
         <w:rPr>
           <w:lang w:val="en_US" w:bidi="en_US"/>
         </w:rPr>
-        <w:t xml:space="preserve">Stop here and look as a group at a map of the island of </w:t>
-      </w:r>
-      <w:hyperlink r:id="rId13">
-        <w:r>
-          <w:rPr>
-            <w:lang w:val="en_US" w:bidi="en_US"/>
-          </w:rPr>
-          <w:rPr>
-            <w:color w:val="0000EE"/>
-            <w:u w:val="single"/>
-          </w:rPr>
-          <w:t>Crete</w:t>
-        </w:r>
-      </w:hyperlink>
-      <w:r>
-        <w:rPr>
-          <w:lang w:val="en_US" w:bidi="en_US"/>
-        </w:rPr>
-        <w:t xml:space="preserve"> if needed. Pause this audio here.</w:t>
+        <w:t>Stop here and look as a group at a map of the island of Crete if needed. Pause this audio here.</w:t>
       </w:r>
     </w:p>
     <w:p>
@@ -6853,18 +6631,12 @@
         </w:rPr>
         <w:t xml:space="preserve"> group. Circumcision was a Jewish custom of cutting off the loose skin at the end of a boy's penis, usually when the boy was one week old. Circumcision was a sign that the boy was a part of the Jewish people, and non-Jews were required to be circumcised to become Jews. In this passage, the circumcision group was probably a group of Jews who became followers of Jesus and required non-Jews to be circumcised if they wanted to follow Jesus. Paul and other church leaders had already said that circumcision was not required for non-Jews to follow Jesus. For more information on </w:t>
       </w:r>
-      <w:hyperlink r:id="rId30">
-        <w:r>
-          <w:rPr>
-            <w:lang w:val="en_US" w:bidi="en_US"/>
-          </w:rPr>
-          <w:rPr>
-            <w:color w:val="0000EE"/>
-            <w:u w:val="single"/>
-          </w:rPr>
-          <w:t>circumcision</w:t>
-        </w:r>
-      </w:hyperlink>
+      <w:r>
+        <w:rPr>
+          <w:lang w:val="en_US" w:bidi="en_US"/>
+        </w:rPr>
+        <w:t>circumcision</w:t>
+      </w:r>
       <w:r>
         <w:rPr>
           <w:lang w:val="en_US" w:bidi="en_US"/>
@@ -6925,18 +6697,12 @@
         </w:rPr>
         <w:t xml:space="preserve">. A household is everyone who lives together in one house. It includes the father, his wife, children, unmarried daughters, married sons and their families, and any servants in the house. Translate household in the same way you translated it in previous passages. For more information on </w:t>
       </w:r>
-      <w:hyperlink r:id="rId27">
-        <w:r>
-          <w:rPr>
-            <w:lang w:val="en_US" w:bidi="en_US"/>
-          </w:rPr>
-          <w:rPr>
-            <w:color w:val="0000EE"/>
-            <w:u w:val="single"/>
-          </w:rPr>
-          <w:t>household</w:t>
-        </w:r>
-      </w:hyperlink>
+      <w:r>
+        <w:rPr>
+          <w:lang w:val="en_US" w:bidi="en_US"/>
+        </w:rPr>
+        <w:t>household</w:t>
+      </w:r>
       <w:r>
         <w:rPr>
           <w:lang w:val="en_US" w:bidi="en_US"/>
@@ -6983,36 +6749,24 @@
         </w:rPr>
         <w:t xml:space="preserve"> wild animals. Evil is the opposite of good and here it means that the people are cruel and unkind. For more information on </w:t>
       </w:r>
-      <w:hyperlink r:id="rId31">
-        <w:r>
-          <w:rPr>
-            <w:lang w:val="en_US" w:bidi="en_US"/>
-          </w:rPr>
-          <w:rPr>
-            <w:color w:val="0000EE"/>
-            <w:u w:val="single"/>
-          </w:rPr>
-          <w:t>prophet</w:t>
-        </w:r>
-      </w:hyperlink>
+      <w:r>
+        <w:rPr>
+          <w:lang w:val="en_US" w:bidi="en_US"/>
+        </w:rPr>
+        <w:t>prophet</w:t>
+      </w:r>
       <w:r>
         <w:rPr>
           <w:lang w:val="en_US" w:bidi="en_US"/>
         </w:rPr>
         <w:t xml:space="preserve"> and </w:t>
       </w:r>
-      <w:hyperlink r:id="rId32">
-        <w:r>
-          <w:rPr>
-            <w:lang w:val="en_US" w:bidi="en_US"/>
-          </w:rPr>
-          <w:rPr>
-            <w:color w:val="0000EE"/>
-            <w:u w:val="single"/>
-          </w:rPr>
-          <w:t>evil</w:t>
-        </w:r>
-      </w:hyperlink>
+      <w:r>
+        <w:rPr>
+          <w:lang w:val="en_US" w:bidi="en_US"/>
+        </w:rPr>
+        <w:t>evil</w:t>
+      </w:r>
       <w:r>
         <w:rPr>
           <w:lang w:val="en_US" w:bidi="en_US"/>
@@ -7086,18 +6840,12 @@
         </w:rPr>
         <w:t xml:space="preserve"> of the Cretan prophet is true. A testimony is the true story of what happened in someone's experience. For more information on </w:t>
       </w:r>
-      <w:hyperlink r:id="rId33">
-        <w:r>
-          <w:rPr>
-            <w:lang w:val="en_US" w:bidi="en_US"/>
-          </w:rPr>
-          <w:rPr>
-            <w:color w:val="0000EE"/>
-            <w:u w:val="single"/>
-          </w:rPr>
-          <w:t>testimony</w:t>
-        </w:r>
-      </w:hyperlink>
+      <w:r>
+        <w:rPr>
+          <w:lang w:val="en_US" w:bidi="en_US"/>
+        </w:rPr>
+        <w:t>testimony</w:t>
+      </w:r>
       <w:r>
         <w:rPr>
           <w:lang w:val="en_US" w:bidi="en_US"/>
@@ -7158,18 +6906,12 @@
         </w:rPr>
         <w:t xml:space="preserve">. Faith means believing that what Jesus says about himself is true. Translate faith the same as you have in previous passages. For more information on </w:t>
       </w:r>
-      <w:hyperlink r:id="rId17">
-        <w:r>
-          <w:rPr>
-            <w:lang w:val="en_US" w:bidi="en_US"/>
-          </w:rPr>
-          <w:rPr>
-            <w:color w:val="0000EE"/>
-            <w:u w:val="single"/>
-          </w:rPr>
-          <w:t>faith</w:t>
-        </w:r>
-      </w:hyperlink>
+      <w:r>
+        <w:rPr>
+          <w:lang w:val="en_US" w:bidi="en_US"/>
+        </w:rPr>
+        <w:t>faith</w:t>
+      </w:r>
       <w:r>
         <w:rPr>
           <w:lang w:val="en_US" w:bidi="en_US"/>
@@ -7216,18 +6958,12 @@
         </w:rPr>
         <w:t xml:space="preserve"> are the descendants of Abraham, and they are the chosen people of God. Translate Jewish the same as you have in previous passages. For more information on </w:t>
       </w:r>
-      <w:hyperlink r:id="rId34">
-        <w:r>
-          <w:rPr>
-            <w:lang w:val="en_US" w:bidi="en_US"/>
-          </w:rPr>
-          <w:rPr>
-            <w:color w:val="0000EE"/>
-            <w:u w:val="single"/>
-          </w:rPr>
-          <w:t>Jews</w:t>
-        </w:r>
-      </w:hyperlink>
+      <w:r>
+        <w:rPr>
+          <w:lang w:val="en_US" w:bidi="en_US"/>
+        </w:rPr>
+        <w:t>Jews</w:t>
+      </w:r>
       <w:r>
         <w:rPr>
           <w:lang w:val="en_US" w:bidi="en_US"/>
@@ -7261,18 +6997,12 @@
         </w:rPr>
         <w:t xml:space="preserve"> of people who reject the truth. These commands are not commands, or instructions, from God, but rules made up by people. Truth means the teachings of Jesus. Translate commands the same as you have in previous passages and remember that </w:t>
       </w:r>
-      <w:hyperlink r:id="rId21">
-        <w:r>
-          <w:rPr>
-            <w:lang w:val="en_US" w:bidi="en_US"/>
-          </w:rPr>
-          <w:rPr>
-            <w:color w:val="0000EE"/>
-            <w:u w:val="single"/>
-          </w:rPr>
-          <w:t>commandments</w:t>
-        </w:r>
-      </w:hyperlink>
+      <w:r>
+        <w:rPr>
+          <w:lang w:val="en_US" w:bidi="en_US"/>
+        </w:rPr>
+        <w:t>commandments</w:t>
+      </w:r>
       <w:r>
         <w:rPr>
           <w:lang w:val="en_US" w:bidi="en_US"/>
@@ -7304,25 +7034,7 @@
         <w:rPr>
           <w:lang w:val="en_US" w:bidi="en_US"/>
         </w:rPr>
-        <w:t xml:space="preserve">, or clean before God, all things are pure. This means they are permitted to eat and drink any food, and nothing is forbidden for them. In the Old Testament, God gave many laws for how his people should make themselves pure so they can worship God. These laws include washing or changing clothing so the person would symbolically remove anything dirty or unclean before coming to worship God. Now, Paul says that people do not need to follow these purity laws anymore because people are pure because of their relationship with God, not because of what they do. For more information on pure, refer to </w:t>
-      </w:r>
-      <w:hyperlink r:id="rId35">
-        <w:r>
-          <w:rPr>
-            <w:lang w:val="en_US" w:bidi="en_US"/>
-          </w:rPr>
-          <w:rPr>
-            <w:color w:val="0000EE"/>
-            <w:u w:val="single"/>
-          </w:rPr>
-          <w:t>pure</w:t>
-        </w:r>
-      </w:hyperlink>
-      <w:r>
-        <w:rPr>
-          <w:lang w:val="en_US" w:bidi="en_US"/>
-        </w:rPr>
-        <w:t xml:space="preserve"> in the Master Glossary.</w:t>
+        <w:t>, or clean before God, all things are pure. This means they are permitted to eat and drink any food, and nothing is forbidden for them. In the Old Testament, God gave many laws for how his people should make themselves pure so they can worship God. These laws include washing or changing clothing so the person would symbolically remove anything dirty or unclean before coming to worship God. Now, Paul says that people do not need to follow these purity laws anymore because people are pure because of their relationship with God, not because of what they do. For more information on pure, refer to pure in the Master Glossary.</w:t>
       </w:r>
     </w:p>
     <w:p>
@@ -7378,18 +7090,12 @@
         </w:rPr>
         <w:t xml:space="preserve"> are corrupted, meaning they cannot tell right from wrong. The things they do are detestable or disgusting to God, they are disobedient to God, and they cannot do anything good. For more information on </w:t>
       </w:r>
-      <w:hyperlink r:id="rId36">
-        <w:r>
-          <w:rPr>
-            <w:lang w:val="en_US" w:bidi="en_US"/>
-          </w:rPr>
-          <w:rPr>
-            <w:color w:val="0000EE"/>
-            <w:u w:val="single"/>
-          </w:rPr>
-          <w:t>conscience</w:t>
-        </w:r>
-      </w:hyperlink>
+      <w:r>
+        <w:rPr>
+          <w:lang w:val="en_US" w:bidi="en_US"/>
+        </w:rPr>
+        <w:t>conscience</w:t>
+      </w:r>
       <w:r>
         <w:rPr>
           <w:lang w:val="en_US" w:bidi="en_US"/>
@@ -7839,25 +7545,7 @@
         <w:rPr>
           <w:lang w:val="en_US" w:bidi="en_US"/>
         </w:rPr>
-        <w:t xml:space="preserve">Stop here and look as a group at a map of the island of </w:t>
-      </w:r>
-      <w:hyperlink r:id="rId13">
-        <w:r>
-          <w:rPr>
-            <w:lang w:val="en_US" w:bidi="en_US"/>
-          </w:rPr>
-          <w:rPr>
-            <w:color w:val="0000EE"/>
-            <w:u w:val="single"/>
-          </w:rPr>
-          <w:t>Crete</w:t>
-        </w:r>
-      </w:hyperlink>
-      <w:r>
-        <w:rPr>
-          <w:lang w:val="en_US" w:bidi="en_US"/>
-        </w:rPr>
-        <w:t xml:space="preserve"> if needed. Pause this audio here.</w:t>
+        <w:t>Stop here and look as a group at a map of the island of Crete if needed. Pause this audio here.</w:t>
       </w:r>
     </w:p>
     <w:p>
@@ -9567,18 +9255,12 @@
         </w:rPr>
         <w:t xml:space="preserve">. This sound teaching is trustworthy and leads believers to have right behavior. Use the same word for teaching or doctrine as you have used in previous passages, and remember that </w:t>
       </w:r>
-      <w:hyperlink r:id="rId29">
-        <w:r>
-          <w:rPr>
-            <w:lang w:val="en_US" w:bidi="en_US"/>
-          </w:rPr>
-          <w:rPr>
-            <w:color w:val="0000EE"/>
-            <w:u w:val="single"/>
-          </w:rPr>
-          <w:t>doctrine</w:t>
-        </w:r>
-      </w:hyperlink>
+      <w:r>
+        <w:rPr>
+          <w:lang w:val="en_US" w:bidi="en_US"/>
+        </w:rPr>
+        <w:t>doctrine</w:t>
+      </w:r>
       <w:r>
         <w:rPr>
           <w:lang w:val="en_US" w:bidi="en_US"/>
@@ -9640,18 +9322,12 @@
         </w:rPr>
         <w:t xml:space="preserve">," meaning they should be strong in what they believe about God. Translate faith the same as you have in previous passages. For more information on </w:t>
       </w:r>
-      <w:hyperlink r:id="rId17">
-        <w:r>
-          <w:rPr>
-            <w:lang w:val="en_US" w:bidi="en_US"/>
-          </w:rPr>
-          <w:rPr>
-            <w:color w:val="0000EE"/>
-            <w:u w:val="single"/>
-          </w:rPr>
-          <w:t>faith</w:t>
-        </w:r>
-      </w:hyperlink>
+      <w:r>
+        <w:rPr>
+          <w:lang w:val="en_US" w:bidi="en_US"/>
+        </w:rPr>
+        <w:t>faith</w:t>
+      </w:r>
       <w:r>
         <w:rPr>
           <w:lang w:val="en_US" w:bidi="en_US"/>
@@ -9697,25 +9373,7 @@
         <w:rPr>
           <w:lang w:val="en_US" w:bidi="en_US"/>
         </w:rPr>
-        <w:t xml:space="preserve">. When someone is pure, they are fit to serve and worship God. In this passage, pure probably means that a woman does not have sexual relations with anyone besides her own husband. Translate pure the same as you have in previous passages. For more information on pure, refer to </w:t>
-      </w:r>
-      <w:hyperlink r:id="rId35">
-        <w:r>
-          <w:rPr>
-            <w:lang w:val="en_US" w:bidi="en_US"/>
-          </w:rPr>
-          <w:rPr>
-            <w:color w:val="0000EE"/>
-            <w:u w:val="single"/>
-          </w:rPr>
-          <w:t>pure</w:t>
-        </w:r>
-      </w:hyperlink>
-      <w:r>
-        <w:rPr>
-          <w:lang w:val="en_US" w:bidi="en_US"/>
-        </w:rPr>
-        <w:t xml:space="preserve"> in the Master Glossary.</w:t>
+        <w:t>. When someone is pure, they are fit to serve and worship God. In this passage, pure probably means that a woman does not have sexual relations with anyone besides her own husband. Translate pure the same as you have in previous passages. For more information on pure, refer to pure in the Master Glossary.</w:t>
       </w:r>
     </w:p>
     <w:p>
@@ -9785,18 +9443,12 @@
         </w:rPr>
         <w:t xml:space="preserve"> of God. Someone who blasphemes the word of God tries to make God's word seem less powerful or important. Translate word the same as you have in previous passages. For more information on </w:t>
       </w:r>
-      <w:hyperlink r:id="rId20">
-        <w:r>
-          <w:rPr>
-            <w:lang w:val="en_US" w:bidi="en_US"/>
-          </w:rPr>
-          <w:rPr>
-            <w:color w:val="0000EE"/>
-            <w:u w:val="single"/>
-          </w:rPr>
-          <w:t>word</w:t>
-        </w:r>
-      </w:hyperlink>
+      <w:r>
+        <w:rPr>
+          <w:lang w:val="en_US" w:bidi="en_US"/>
+        </w:rPr>
+        <w:t>word</w:t>
+      </w:r>
       <w:r>
         <w:rPr>
           <w:lang w:val="en_US" w:bidi="en_US"/>
@@ -9830,18 +9482,12 @@
         </w:rPr>
         <w:t xml:space="preserve">. If you have already translated this word in another book of the Bible, use the same word that you have used there. For more information on blaspheme, refer to </w:t>
       </w:r>
-      <w:hyperlink r:id="rId37">
-        <w:r>
-          <w:rPr>
-            <w:lang w:val="en_US" w:bidi="en_US"/>
-          </w:rPr>
-          <w:rPr>
-            <w:color w:val="0000EE"/>
-            <w:u w:val="single"/>
-          </w:rPr>
-          <w:t>blasphemy</w:t>
-        </w:r>
-      </w:hyperlink>
+      <w:r>
+        <w:rPr>
+          <w:lang w:val="en_US" w:bidi="en_US"/>
+        </w:rPr>
+        <w:t>blasphemy</w:t>
+      </w:r>
       <w:r>
         <w:rPr>
           <w:lang w:val="en_US" w:bidi="en_US"/>
@@ -9883,18 +9529,12 @@
         </w:rPr>
         <w:t xml:space="preserve"> should be obedient to their masters in everything. Translate slave the same as you have in previous passages. For more information on </w:t>
       </w:r>
-      <w:hyperlink r:id="rId14">
-        <w:r>
-          <w:rPr>
-            <w:lang w:val="en_US" w:bidi="en_US"/>
-          </w:rPr>
-          <w:rPr>
-            <w:color w:val="0000EE"/>
-            <w:u w:val="single"/>
-          </w:rPr>
-          <w:t>slave</w:t>
-        </w:r>
-      </w:hyperlink>
+      <w:r>
+        <w:rPr>
+          <w:lang w:val="en_US" w:bidi="en_US"/>
+        </w:rPr>
+        <w:t>slave</w:t>
+      </w:r>
       <w:r>
         <w:rPr>
           <w:lang w:val="en_US" w:bidi="en_US"/>
@@ -10410,25 +10050,7 @@
         <w:rPr>
           <w:lang w:val="en_US" w:bidi="en_US"/>
         </w:rPr>
-        <w:t xml:space="preserve">Stop here and look as a group at a map of the island of </w:t>
-      </w:r>
-      <w:hyperlink r:id="rId13">
-        <w:r>
-          <w:rPr>
-            <w:lang w:val="en_US" w:bidi="en_US"/>
-          </w:rPr>
-          <w:rPr>
-            <w:color w:val="0000EE"/>
-            <w:u w:val="single"/>
-          </w:rPr>
-          <w:t>Crete</w:t>
-        </w:r>
-      </w:hyperlink>
-      <w:r>
-        <w:rPr>
-          <w:lang w:val="en_US" w:bidi="en_US"/>
-        </w:rPr>
-        <w:t xml:space="preserve"> if needed. Pause this audio here.</w:t>
+        <w:t>Stop here and look as a group at a map of the island of Crete if needed. Pause this audio here.</w:t>
       </w:r>
     </w:p>
     <w:p>
@@ -11651,18 +11273,12 @@
         </w:rPr>
         <w:t xml:space="preserve"> appeared. God shows grace to people when he forgives them for their sins even though they don't deserve it, which happened when Jesus died on the cross. Translate grace the same as you have in previous passages. For more information on </w:t>
       </w:r>
-      <w:hyperlink r:id="rId23">
-        <w:r>
-          <w:rPr>
-            <w:lang w:val="en_US" w:bidi="en_US"/>
-          </w:rPr>
-          <w:rPr>
-            <w:color w:val="0000EE"/>
-            <w:u w:val="single"/>
-          </w:rPr>
-          <w:t>grace</w:t>
-        </w:r>
-      </w:hyperlink>
+      <w:r>
+        <w:rPr>
+          <w:lang w:val="en_US" w:bidi="en_US"/>
+        </w:rPr>
+        <w:t>grace</w:t>
+      </w:r>
       <w:r>
         <w:rPr>
           <w:lang w:val="en_US" w:bidi="en_US"/>
@@ -11710,18 +11326,12 @@
         </w:rPr>
         <w:t xml:space="preserve">Stop here and discuss this question as a group: How will you describe the idea of salvation in this passage? For more information on </w:t>
       </w:r>
-      <w:hyperlink r:id="rId38">
-        <w:r>
-          <w:rPr>
-            <w:lang w:val="en_US" w:bidi="en_US"/>
-          </w:rPr>
-          <w:rPr>
-            <w:color w:val="0000EE"/>
-            <w:u w:val="single"/>
-          </w:rPr>
-          <w:t>salvation</w:t>
-        </w:r>
-      </w:hyperlink>
+      <w:r>
+        <w:rPr>
+          <w:lang w:val="en_US" w:bidi="en_US"/>
+        </w:rPr>
+        <w:t>salvation</w:t>
+      </w:r>
       <w:r>
         <w:rPr>
           <w:lang w:val="en_US" w:bidi="en_US"/>
@@ -11755,18 +11365,12 @@
         </w:rPr>
         <w:t xml:space="preserve">, and godly lives in this present age or time. Righteous means living according to God's ways. A righteous person is in a right relationship with God and is accepted by God. Translate righteous in the same way as you have in previous passages. For more information on righteous, see </w:t>
       </w:r>
-      <w:hyperlink r:id="rId28">
-        <w:r>
-          <w:rPr>
-            <w:lang w:val="en_US" w:bidi="en_US"/>
-          </w:rPr>
-          <w:rPr>
-            <w:color w:val="0000EE"/>
-            <w:u w:val="single"/>
-          </w:rPr>
-          <w:t>righteousness</w:t>
-        </w:r>
-      </w:hyperlink>
+      <w:r>
+        <w:rPr>
+          <w:lang w:val="en_US" w:bidi="en_US"/>
+        </w:rPr>
+        <w:t>righteousness</w:t>
+      </w:r>
       <w:r>
         <w:rPr>
           <w:lang w:val="en_US" w:bidi="en_US"/>
@@ -11811,25 +11415,7 @@
         <w:rPr>
           <w:lang w:val="en_US" w:bidi="en_US"/>
         </w:rPr>
-        <w:t xml:space="preserve"> of Jesus returning. In other places in the New Testament, blessed usually describes a person or God. This is the only place where hope is called blessed. In this passage, the confident hope, or expectation, of Jesus coming back is a happy and good event. Translate hope in the same way that you have in previous passages, and remember that </w:t>
-      </w:r>
-      <w:hyperlink r:id="rId18">
-        <w:r>
-          <w:rPr>
-            <w:lang w:val="en_US" w:bidi="en_US"/>
-          </w:rPr>
-          <w:rPr>
-            <w:color w:val="0000EE"/>
-            <w:u w:val="single"/>
-          </w:rPr>
-          <w:t>hope</w:t>
-        </w:r>
-      </w:hyperlink>
-      <w:r>
-        <w:rPr>
-          <w:lang w:val="en_US" w:bidi="en_US"/>
-        </w:rPr>
-        <w:t xml:space="preserve"> is in the Master Glossary if you need more information.</w:t>
+        <w:t xml:space="preserve"> of Jesus returning. In other places in the New Testament, blessed usually describes a person or God. This is the only place where hope is called blessed. In this passage, the confident hope, or expectation, of Jesus coming back is a happy and good event. Translate hope in the same way that you have in previous passages, and remember that hope is in the Master Glossary if you need more information.</w:t>
       </w:r>
     </w:p>
     <w:p>
@@ -11858,18 +11444,12 @@
         </w:rPr>
         <w:t xml:space="preserve">. Translate blessed the same as you have in other parts of the New Testament, or you may say the "happy" or "good" hope. For more information on blessed, refer to </w:t>
       </w:r>
-      <w:hyperlink r:id="rId39">
-        <w:r>
-          <w:rPr>
-            <w:lang w:val="en_US" w:bidi="en_US"/>
-          </w:rPr>
-          <w:rPr>
-            <w:color w:val="0000EE"/>
-            <w:u w:val="single"/>
-          </w:rPr>
-          <w:t>bless</w:t>
-        </w:r>
-      </w:hyperlink>
+      <w:r>
+        <w:rPr>
+          <w:lang w:val="en_US" w:bidi="en_US"/>
+        </w:rPr>
+        <w:t>bless</w:t>
+      </w:r>
       <w:r>
         <w:rPr>
           <w:lang w:val="en_US" w:bidi="en_US"/>
@@ -11930,18 +11510,12 @@
         </w:rPr>
         <w:t xml:space="preserve">. Translate glory in the same way as you have in other parts of the New Testament. For more information on </w:t>
       </w:r>
-      <w:hyperlink r:id="rId40">
-        <w:r>
-          <w:rPr>
-            <w:lang w:val="en_US" w:bidi="en_US"/>
-          </w:rPr>
-          <w:rPr>
-            <w:color w:val="0000EE"/>
-            <w:u w:val="single"/>
-          </w:rPr>
-          <w:t>glory</w:t>
-        </w:r>
-      </w:hyperlink>
+      <w:r>
+        <w:rPr>
+          <w:lang w:val="en_US" w:bidi="en_US"/>
+        </w:rPr>
+        <w:t>glory</w:t>
+      </w:r>
       <w:r>
         <w:rPr>
           <w:lang w:val="en_US" w:bidi="en_US"/>
@@ -11988,36 +11562,24 @@
         </w:rPr>
         <w:t xml:space="preserve"> is the one who saves people from their sins. Translate Christ and Savior the same as you have in previous passages. For more information on </w:t>
       </w:r>
-      <w:hyperlink r:id="rId16">
-        <w:r>
-          <w:rPr>
-            <w:lang w:val="en_US" w:bidi="en_US"/>
-          </w:rPr>
-          <w:rPr>
-            <w:color w:val="0000EE"/>
-            <w:u w:val="single"/>
-          </w:rPr>
-          <w:t>Christ</w:t>
-        </w:r>
-      </w:hyperlink>
+      <w:r>
+        <w:rPr>
+          <w:lang w:val="en_US" w:bidi="en_US"/>
+        </w:rPr>
+        <w:t>Christ</w:t>
+      </w:r>
       <w:r>
         <w:rPr>
           <w:lang w:val="en_US" w:bidi="en_US"/>
         </w:rPr>
         <w:t xml:space="preserve"> and </w:t>
       </w:r>
-      <w:hyperlink r:id="rId22">
-        <w:r>
-          <w:rPr>
-            <w:lang w:val="en_US" w:bidi="en_US"/>
-          </w:rPr>
-          <w:rPr>
-            <w:color w:val="0000EE"/>
-            <w:u w:val="single"/>
-          </w:rPr>
-          <w:t>Savior</w:t>
-        </w:r>
-      </w:hyperlink>
+      <w:r>
+        <w:rPr>
+          <w:lang w:val="en_US" w:bidi="en_US"/>
+        </w:rPr>
+        <w:t>Savior</w:t>
+      </w:r>
       <w:r>
         <w:rPr>
           <w:lang w:val="en_US" w:bidi="en_US"/>
@@ -12104,36 +11666,24 @@
         </w:rPr>
         <w:t xml:space="preserve">? If you have already translated these words in another book of the Bible, use the same word that you have used there. For more information on </w:t>
       </w:r>
-      <w:hyperlink r:id="rId41">
-        <w:r>
-          <w:rPr>
-            <w:lang w:val="en_US" w:bidi="en_US"/>
-          </w:rPr>
-          <w:rPr>
-            <w:color w:val="0000EE"/>
-            <w:u w:val="single"/>
-          </w:rPr>
-          <w:t>redeem</w:t>
-        </w:r>
-      </w:hyperlink>
+      <w:r>
+        <w:rPr>
+          <w:lang w:val="en_US" w:bidi="en_US"/>
+        </w:rPr>
+        <w:t>redeem</w:t>
+      </w:r>
       <w:r>
         <w:rPr>
           <w:lang w:val="en_US" w:bidi="en_US"/>
         </w:rPr>
         <w:t xml:space="preserve"> and </w:t>
       </w:r>
-      <w:hyperlink r:id="rId42">
-        <w:r>
-          <w:rPr>
-            <w:lang w:val="en_US" w:bidi="en_US"/>
-          </w:rPr>
-          <w:rPr>
-            <w:color w:val="0000EE"/>
-            <w:u w:val="single"/>
-          </w:rPr>
-          <w:t>lawlessness</w:t>
-        </w:r>
-      </w:hyperlink>
+      <w:r>
+        <w:rPr>
+          <w:lang w:val="en_US" w:bidi="en_US"/>
+        </w:rPr>
+        <w:t>lawlessness</w:t>
+      </w:r>
       <w:r>
         <w:rPr>
           <w:lang w:val="en_US" w:bidi="en_US"/>
@@ -12180,18 +11730,12 @@
         </w:rPr>
         <w:t xml:space="preserve"> in previous passages. For more information on </w:t>
       </w:r>
-      <w:hyperlink r:id="rId43">
-        <w:r>
-          <w:rPr>
-            <w:lang w:val="en_US" w:bidi="en_US"/>
-          </w:rPr>
-          <w:rPr>
-            <w:color w:val="0000EE"/>
-            <w:u w:val="single"/>
-          </w:rPr>
-          <w:t>purify</w:t>
-        </w:r>
-      </w:hyperlink>
+      <w:r>
+        <w:rPr>
+          <w:lang w:val="en_US" w:bidi="en_US"/>
+        </w:rPr>
+        <w:t>purify</w:t>
+      </w:r>
       <w:r>
         <w:rPr>
           <w:lang w:val="en_US" w:bidi="en_US"/>
@@ -12669,25 +12213,7 @@
         <w:rPr>
           <w:lang w:val="en_US" w:bidi="en_US"/>
         </w:rPr>
-        <w:t xml:space="preserve">Stop here and look as a group at a map of the island of </w:t>
-      </w:r>
-      <w:hyperlink r:id="rId13">
-        <w:r>
-          <w:rPr>
-            <w:lang w:val="en_US" w:bidi="en_US"/>
-          </w:rPr>
-          <w:rPr>
-            <w:color w:val="0000EE"/>
-            <w:u w:val="single"/>
-          </w:rPr>
-          <w:t>Crete</w:t>
-        </w:r>
-      </w:hyperlink>
-      <w:r>
-        <w:rPr>
-          <w:lang w:val="en_US" w:bidi="en_US"/>
-        </w:rPr>
-        <w:t xml:space="preserve"> if needed. Pause this audio here.</w:t>
+        <w:t>Stop here and look as a group at a map of the island of Crete if needed. Pause this audio here.</w:t>
       </w:r>
     </w:p>
     <w:p>
@@ -14394,18 +13920,12 @@
         </w:rPr>
         <w:t xml:space="preserve"> with all people. Translate peace in the same way as you have in previous passages. For more information on </w:t>
       </w:r>
-      <w:hyperlink r:id="rId24">
-        <w:r>
-          <w:rPr>
-            <w:lang w:val="en_US" w:bidi="en_US"/>
-          </w:rPr>
-          <w:rPr>
-            <w:color w:val="0000EE"/>
-            <w:u w:val="single"/>
-          </w:rPr>
-          <w:t>peace</w:t>
-        </w:r>
-      </w:hyperlink>
+      <w:r>
+        <w:rPr>
+          <w:lang w:val="en_US" w:bidi="en_US"/>
+        </w:rPr>
+        <w:t>peace</w:t>
+      </w:r>
       <w:r>
         <w:rPr>
           <w:lang w:val="en_US" w:bidi="en_US"/>
@@ -14479,18 +13999,12 @@
         </w:rPr>
         <w:t xml:space="preserve"> to other people, and they were envious of other people. Other people hated them, and they hated one another. Translate evil the same as you have in previous passages. For more information on </w:t>
       </w:r>
-      <w:hyperlink r:id="rId32">
-        <w:r>
-          <w:rPr>
-            <w:lang w:val="en_US" w:bidi="en_US"/>
-          </w:rPr>
-          <w:rPr>
-            <w:color w:val="0000EE"/>
-            <w:u w:val="single"/>
-          </w:rPr>
-          <w:t>evil</w:t>
-        </w:r>
-      </w:hyperlink>
+      <w:r>
+        <w:rPr>
+          <w:lang w:val="en_US" w:bidi="en_US"/>
+        </w:rPr>
+        <w:t>evil</w:t>
+      </w:r>
       <w:r>
         <w:rPr>
           <w:lang w:val="en_US" w:bidi="en_US"/>
@@ -14550,36 +14064,24 @@
         </w:rPr>
         <w:t xml:space="preserve"> the same as you have in previous passages. For more information on save, see </w:t>
       </w:r>
-      <w:hyperlink r:id="rId38">
-        <w:r>
-          <w:rPr>
-            <w:lang w:val="en_US" w:bidi="en_US"/>
-          </w:rPr>
-          <w:rPr>
-            <w:color w:val="0000EE"/>
-            <w:u w:val="single"/>
-          </w:rPr>
-          <w:t>salvation</w:t>
-        </w:r>
-      </w:hyperlink>
+      <w:r>
+        <w:rPr>
+          <w:lang w:val="en_US" w:bidi="en_US"/>
+        </w:rPr>
+        <w:t>salvation</w:t>
+      </w:r>
       <w:r>
         <w:rPr>
           <w:lang w:val="en_US" w:bidi="en_US"/>
         </w:rPr>
         <w:t xml:space="preserve"> in the Master Glossary. For more information on Savior, see </w:t>
       </w:r>
-      <w:hyperlink r:id="rId22">
-        <w:r>
-          <w:rPr>
-            <w:lang w:val="en_US" w:bidi="en_US"/>
-          </w:rPr>
-          <w:rPr>
-            <w:color w:val="0000EE"/>
-            <w:u w:val="single"/>
-          </w:rPr>
-          <w:t>Savior</w:t>
-        </w:r>
-      </w:hyperlink>
+      <w:r>
+        <w:rPr>
+          <w:lang w:val="en_US" w:bidi="en_US"/>
+        </w:rPr>
+        <w:t>Savior</w:t>
+      </w:r>
       <w:r>
         <w:rPr>
           <w:lang w:val="en_US" w:bidi="en_US"/>
@@ -14613,18 +14115,12 @@
         </w:rPr>
         <w:t xml:space="preserve">. Righteousness means living according to God's ways and doing good. Translate righteousness the same as you have in previous passages. For more information on </w:t>
       </w:r>
-      <w:hyperlink r:id="rId28">
-        <w:r>
-          <w:rPr>
-            <w:lang w:val="en_US" w:bidi="en_US"/>
-          </w:rPr>
-          <w:rPr>
-            <w:color w:val="0000EE"/>
-            <w:u w:val="single"/>
-          </w:rPr>
-          <w:t>righteousness</w:t>
-        </w:r>
-      </w:hyperlink>
+      <w:r>
+        <w:rPr>
+          <w:lang w:val="en_US" w:bidi="en_US"/>
+        </w:rPr>
+        <w:t>righteousness</w:t>
+      </w:r>
       <w:r>
         <w:rPr>
           <w:lang w:val="en_US" w:bidi="en_US"/>
@@ -14685,18 +14181,12 @@
         </w:rPr>
         <w:t xml:space="preserve">. Translate mercy the same as you have in other parts of the New Testament. For more information on </w:t>
       </w:r>
-      <w:hyperlink r:id="rId44">
-        <w:r>
-          <w:rPr>
-            <w:lang w:val="en_US" w:bidi="en_US"/>
-          </w:rPr>
-          <w:rPr>
-            <w:color w:val="0000EE"/>
-            <w:u w:val="single"/>
-          </w:rPr>
-          <w:t>mercy</w:t>
-        </w:r>
-      </w:hyperlink>
+      <w:r>
+        <w:rPr>
+          <w:lang w:val="en_US" w:bidi="en_US"/>
+        </w:rPr>
+        <w:t>mercy</w:t>
+      </w:r>
       <w:r>
         <w:rPr>
           <w:lang w:val="en_US" w:bidi="en_US"/>
@@ -14757,18 +14247,12 @@
         </w:rPr>
         <w:t xml:space="preserve">. Translate Holy Spirit the same as you have in other parts of the New Testament. For more information on </w:t>
       </w:r>
-      <w:hyperlink r:id="rId45">
-        <w:r>
-          <w:rPr>
-            <w:lang w:val="en_US" w:bidi="en_US"/>
-          </w:rPr>
-          <w:rPr>
-            <w:color w:val="0000EE"/>
-            <w:u w:val="single"/>
-          </w:rPr>
-          <w:t>Holy Spirit</w:t>
-        </w:r>
-      </w:hyperlink>
+      <w:r>
+        <w:rPr>
+          <w:lang w:val="en_US" w:bidi="en_US"/>
+        </w:rPr>
+        <w:t>Holy Spirit</w:t>
+      </w:r>
       <w:r>
         <w:rPr>
           <w:lang w:val="en_US" w:bidi="en_US"/>
@@ -14802,18 +14286,12 @@
         </w:rPr>
         <w:t xml:space="preserve"> our Savior. Translate Christ the same as you have in previous passages. For more information on </w:t>
       </w:r>
-      <w:hyperlink r:id="rId16">
-        <w:r>
-          <w:rPr>
-            <w:lang w:val="en_US" w:bidi="en_US"/>
-          </w:rPr>
-          <w:rPr>
-            <w:color w:val="0000EE"/>
-            <w:u w:val="single"/>
-          </w:rPr>
-          <w:t>Christ</w:t>
-        </w:r>
-      </w:hyperlink>
+      <w:r>
+        <w:rPr>
+          <w:lang w:val="en_US" w:bidi="en_US"/>
+        </w:rPr>
+        <w:t>Christ</w:t>
+      </w:r>
       <w:r>
         <w:rPr>
           <w:lang w:val="en_US" w:bidi="en_US"/>
@@ -14860,18 +14338,12 @@
         </w:rPr>
         <w:t xml:space="preserve">. Justify means that God declares people not guilty. Believers can have a right relationship with God. Translate grace the same as you have in previous passages. For more information on </w:t>
       </w:r>
-      <w:hyperlink r:id="rId23">
-        <w:r>
-          <w:rPr>
-            <w:lang w:val="en_US" w:bidi="en_US"/>
-          </w:rPr>
-          <w:rPr>
-            <w:color w:val="0000EE"/>
-            <w:u w:val="single"/>
-          </w:rPr>
-          <w:t>grace</w:t>
-        </w:r>
-      </w:hyperlink>
+      <w:r>
+        <w:rPr>
+          <w:lang w:val="en_US" w:bidi="en_US"/>
+        </w:rPr>
+        <w:t>grace</w:t>
+      </w:r>
       <w:r>
         <w:rPr>
           <w:lang w:val="en_US" w:bidi="en_US"/>
@@ -14905,18 +14377,12 @@
         </w:rPr>
         <w:t xml:space="preserve"> believers? For more information on justifies, see </w:t>
       </w:r>
-      <w:hyperlink r:id="rId46">
-        <w:r>
-          <w:rPr>
-            <w:lang w:val="en_US" w:bidi="en_US"/>
-          </w:rPr>
-          <w:rPr>
-            <w:color w:val="0000EE"/>
-            <w:u w:val="single"/>
-          </w:rPr>
-          <w:t>justify</w:t>
-        </w:r>
-      </w:hyperlink>
+      <w:r>
+        <w:rPr>
+          <w:lang w:val="en_US" w:bidi="en_US"/>
+        </w:rPr>
+        <w:t>justify</w:t>
+      </w:r>
       <w:r>
         <w:rPr>
           <w:lang w:val="en_US" w:bidi="en_US"/>
@@ -14974,296 +14440,248 @@
         <w:rPr>
           <w:lang w:val="en_US" w:bidi="en_US"/>
         </w:rPr>
-        <w:t xml:space="preserve">. Eternal life means a life with God that will never end. Translate "hope of eternal life" the same as you have in previous passages. For more information on </w:t>
-      </w:r>
-      <w:hyperlink r:id="rId18">
-        <w:r>
-          <w:rPr>
-            <w:lang w:val="en_US" w:bidi="en_US"/>
-          </w:rPr>
-          <w:rPr>
-            <w:color w:val="0000EE"/>
-            <w:u w:val="single"/>
-          </w:rPr>
-          <w:t>hope</w:t>
-        </w:r>
-      </w:hyperlink>
+        <w:t xml:space="preserve">. Eternal life means a life with God that will never end. Translate "hope of eternal life" the same as you have in previous passages. For more information on hope and </w:t>
+      </w:r>
+      <w:r>
+        <w:rPr>
+          <w:lang w:val="en_US" w:bidi="en_US"/>
+        </w:rPr>
+        <w:t>eternal life</w:t>
+      </w:r>
+      <w:r>
+        <w:rPr>
+          <w:lang w:val="en_US" w:bidi="en_US"/>
+        </w:rPr>
+        <w:t>, refer to the Master Glossary.</w:t>
+      </w:r>
+    </w:p>
+    <w:p>
+      <w:pPr/>
+      <w:r>
+        <w:rPr>
+          <w:lang w:val="en_US" w:bidi="en_US"/>
+        </w:rPr>
+      </w:r>
+      <w:r>
+        <w:rPr>
+          <w:lang w:val="en_US" w:bidi="en_US"/>
+        </w:rPr>
+        <w:t xml:space="preserve">If needed, stop here and discuss as a group how you will translate heirs. Translate </w:t>
+      </w:r>
+      <w:r>
+        <w:rPr>
+          <w:b/>
+          <w:lang w:val="en_US" w:bidi="en_US"/>
+        </w:rPr>
+        <w:t>heirs</w:t>
+      </w:r>
+      <w:r>
+        <w:rPr>
+          <w:lang w:val="en_US" w:bidi="en_US"/>
+        </w:rPr>
+        <w:t xml:space="preserve"> the same as you have in other parts of the New Testament. For more information on heirs, see </w:t>
+      </w:r>
+      <w:r>
+        <w:rPr>
+          <w:lang w:val="en_US" w:bidi="en_US"/>
+        </w:rPr>
+        <w:t>heir</w:t>
+      </w:r>
+      <w:r>
+        <w:rPr>
+          <w:lang w:val="en_US" w:bidi="en_US"/>
+        </w:rPr>
+        <w:t xml:space="preserve"> in the Master Glossary. Pause this audio here.</w:t>
+      </w:r>
+    </w:p>
+    <w:p>
+      <w:pPr/>
+      <w:r>
+        <w:rPr>
+          <w:lang w:val="en_US" w:bidi="en_US"/>
+        </w:rPr>
+      </w:r>
+      <w:r>
+        <w:rPr>
+          <w:lang w:val="en_US" w:bidi="en_US"/>
+        </w:rPr>
+        <w:t xml:space="preserve">Paul's teaching is trustworthy. Titus should emphasize this teaching so that people who put their </w:t>
+      </w:r>
+      <w:r>
+        <w:rPr>
+          <w:b/>
+          <w:lang w:val="en_US" w:bidi="en_US"/>
+        </w:rPr>
+        <w:t>faith</w:t>
+      </w:r>
+      <w:r>
+        <w:rPr>
+          <w:lang w:val="en_US" w:bidi="en_US"/>
+        </w:rPr>
+        <w:t xml:space="preserve"> in God will do good works. These good works are good and useful for all people. In the original language, it says "for all men," which refers to both men and women. Translate faith the same as you have in previous passages. For more information on </w:t>
+      </w:r>
+      <w:r>
+        <w:rPr>
+          <w:lang w:val="en_US" w:bidi="en_US"/>
+        </w:rPr>
+        <w:t>faith</w:t>
+      </w:r>
+      <w:r>
+        <w:rPr>
+          <w:lang w:val="en_US" w:bidi="en_US"/>
+        </w:rPr>
+        <w:t>, refer to the Master Glossary.</w:t>
+      </w:r>
+    </w:p>
+    <w:p>
+      <w:pPr/>
+      <w:r>
+        <w:rPr>
+          <w:lang w:val="en_US" w:bidi="en_US"/>
+        </w:rPr>
+      </w:r>
+      <w:r>
+        <w:rPr>
+          <w:lang w:val="en_US" w:bidi="en_US"/>
+        </w:rPr>
+        <w:t xml:space="preserve">Titus should avoid foolish controversies, </w:t>
+      </w:r>
+      <w:r>
+        <w:rPr>
+          <w:b/>
+          <w:lang w:val="en_US" w:bidi="en_US"/>
+        </w:rPr>
+        <w:t>genealogies</w:t>
+      </w:r>
+      <w:r>
+        <w:rPr>
+          <w:lang w:val="en_US" w:bidi="en_US"/>
+        </w:rPr>
+        <w:t xml:space="preserve">, quarrels, and arguments about the </w:t>
+      </w:r>
+      <w:r>
+        <w:rPr>
+          <w:b/>
+          <w:lang w:val="en_US" w:bidi="en_US"/>
+        </w:rPr>
+        <w:t>law</w:t>
+      </w:r>
+      <w:r>
+        <w:rPr>
+          <w:lang w:val="en_US" w:bidi="en_US"/>
+        </w:rPr>
+        <w:t xml:space="preserve"> of Moses. These things are empty and worthless. Genealogies are stories and lists of ancestors.</w:t>
+      </w:r>
+    </w:p>
+    <w:p>
+      <w:pPr/>
+      <w:r>
+        <w:rPr>
+          <w:lang w:val="en_US" w:bidi="en_US"/>
+        </w:rPr>
+      </w:r>
+      <w:r>
+        <w:rPr>
+          <w:lang w:val="en_US" w:bidi="en_US"/>
+        </w:rPr>
+        <w:t xml:space="preserve">If needed, stop here and discuss as a group how you will translate </w:t>
+      </w:r>
+      <w:r>
+        <w:rPr>
+          <w:b/>
+          <w:lang w:val="en_US" w:bidi="en_US"/>
+        </w:rPr>
+        <w:t>law</w:t>
+      </w:r>
       <w:r>
         <w:rPr>
           <w:lang w:val="en_US" w:bidi="en_US"/>
         </w:rPr>
         <w:t xml:space="preserve"> and </w:t>
       </w:r>
-      <w:hyperlink r:id="rId19">
-        <w:r>
-          <w:rPr>
-            <w:lang w:val="en_US" w:bidi="en_US"/>
-          </w:rPr>
-          <w:rPr>
-            <w:color w:val="0000EE"/>
-            <w:u w:val="single"/>
-          </w:rPr>
-          <w:t>eternal life</w:t>
-        </w:r>
-      </w:hyperlink>
-      <w:r>
-        <w:rPr>
-          <w:lang w:val="en_US" w:bidi="en_US"/>
-        </w:rPr>
-        <w:t>, refer to the Master Glossary.</w:t>
-      </w:r>
-    </w:p>
-    <w:p>
-      <w:pPr/>
-      <w:r>
-        <w:rPr>
-          <w:lang w:val="en_US" w:bidi="en_US"/>
-        </w:rPr>
-      </w:r>
-      <w:r>
-        <w:rPr>
-          <w:lang w:val="en_US" w:bidi="en_US"/>
-        </w:rPr>
-        <w:t xml:space="preserve">If needed, stop here and discuss as a group how you will translate heirs. Translate </w:t>
-      </w:r>
       <w:r>
         <w:rPr>
           <w:b/>
           <w:lang w:val="en_US" w:bidi="en_US"/>
         </w:rPr>
-        <w:t>heirs</w:t>
-      </w:r>
-      <w:r>
-        <w:rPr>
-          <w:lang w:val="en_US" w:bidi="en_US"/>
-        </w:rPr>
-        <w:t xml:space="preserve"> the same as you have in other parts of the New Testament. For more information on heirs, see </w:t>
-      </w:r>
-      <w:hyperlink r:id="rId47">
-        <w:r>
-          <w:rPr>
-            <w:lang w:val="en_US" w:bidi="en_US"/>
-          </w:rPr>
-          <w:rPr>
-            <w:color w:val="0000EE"/>
-            <w:u w:val="single"/>
-          </w:rPr>
-          <w:t>heir</w:t>
-        </w:r>
-      </w:hyperlink>
-      <w:r>
-        <w:rPr>
-          <w:lang w:val="en_US" w:bidi="en_US"/>
-        </w:rPr>
-        <w:t xml:space="preserve"> in the Master Glossary. Pause this audio here.</w:t>
-      </w:r>
-    </w:p>
-    <w:p>
-      <w:pPr/>
-      <w:r>
-        <w:rPr>
-          <w:lang w:val="en_US" w:bidi="en_US"/>
-        </w:rPr>
-      </w:r>
-      <w:r>
-        <w:rPr>
-          <w:lang w:val="en_US" w:bidi="en_US"/>
-        </w:rPr>
-        <w:t xml:space="preserve">Paul's teaching is trustworthy. Titus should emphasize this teaching so that people who put their </w:t>
+        <w:t>genealogies</w:t>
+      </w:r>
+      <w:r>
+        <w:rPr>
+          <w:lang w:val="en_US" w:bidi="en_US"/>
+        </w:rPr>
+        <w:t xml:space="preserve">. Translate law and genealogies in the same way as you have in other parts of the New Testament. For more information on </w:t>
+      </w:r>
+      <w:r>
+        <w:rPr>
+          <w:lang w:val="en_US" w:bidi="en_US"/>
+        </w:rPr>
+        <w:t>law</w:t>
+      </w:r>
+      <w:r>
+        <w:rPr>
+          <w:lang w:val="en_US" w:bidi="en_US"/>
+        </w:rPr>
+        <w:t xml:space="preserve"> and </w:t>
+      </w:r>
+      <w:r>
+        <w:rPr>
+          <w:lang w:val="en_US" w:bidi="en_US"/>
+        </w:rPr>
+        <w:t>genealogy</w:t>
+      </w:r>
+      <w:r>
+        <w:rPr>
+          <w:lang w:val="en_US" w:bidi="en_US"/>
+        </w:rPr>
+        <w:t>, refer to the Master Glossary. Pause this audio here.</w:t>
+      </w:r>
+    </w:p>
+    <w:p>
+      <w:pPr/>
+      <w:r>
+        <w:rPr>
+          <w:lang w:val="en_US" w:bidi="en_US"/>
+        </w:rPr>
+      </w:r>
+      <w:r>
+        <w:rPr>
+          <w:lang w:val="en_US" w:bidi="en_US"/>
+        </w:rPr>
+        <w:t xml:space="preserve">Titus should reject a divisive person after one or two warnings. The divisive person who refuses to change his behavior is perverted in his mind and behavior. His </w:t>
       </w:r>
       <w:r>
         <w:rPr>
           <w:b/>
           <w:lang w:val="en_US" w:bidi="en_US"/>
         </w:rPr>
-        <w:t>faith</w:t>
-      </w:r>
-      <w:r>
-        <w:rPr>
-          <w:lang w:val="en_US" w:bidi="en_US"/>
-        </w:rPr>
-        <w:t xml:space="preserve"> in God will do good works. These good works are good and useful for all people. In the original language, it says "for all men," which refers to both men and women. Translate faith the same as you have in previous passages. For more information on </w:t>
-      </w:r>
-      <w:hyperlink r:id="rId17">
-        <w:r>
-          <w:rPr>
-            <w:lang w:val="en_US" w:bidi="en_US"/>
-          </w:rPr>
-          <w:rPr>
-            <w:color w:val="0000EE"/>
-            <w:u w:val="single"/>
-          </w:rPr>
-          <w:t>faith</w:t>
-        </w:r>
-      </w:hyperlink>
-      <w:r>
-        <w:rPr>
-          <w:lang w:val="en_US" w:bidi="en_US"/>
-        </w:rPr>
-        <w:t>, refer to the Master Glossary.</w:t>
-      </w:r>
-    </w:p>
-    <w:p>
-      <w:pPr/>
-      <w:r>
-        <w:rPr>
-          <w:lang w:val="en_US" w:bidi="en_US"/>
-        </w:rPr>
-      </w:r>
-      <w:r>
-        <w:rPr>
-          <w:lang w:val="en_US" w:bidi="en_US"/>
-        </w:rPr>
-        <w:t xml:space="preserve">Titus should avoid foolish controversies, </w:t>
+        <w:t>sins</w:t>
+      </w:r>
+      <w:r>
+        <w:rPr>
+          <w:lang w:val="en_US" w:bidi="en_US"/>
+        </w:rPr>
+        <w:t>, or wrongdoings, show that he is guilty before God.</w:t>
+      </w:r>
+    </w:p>
+    <w:p>
+      <w:pPr/>
+      <w:r>
+        <w:rPr>
+          <w:lang w:val="en_US" w:bidi="en_US"/>
+        </w:rPr>
+      </w:r>
+      <w:r>
+        <w:rPr>
+          <w:lang w:val="en_US" w:bidi="en_US"/>
+        </w:rPr>
+        <w:t xml:space="preserve">If needed, stop here and discuss as a group how you will translate </w:t>
       </w:r>
       <w:r>
         <w:rPr>
           <w:b/>
           <w:lang w:val="en_US" w:bidi="en_US"/>
         </w:rPr>
-        <w:t>genealogies</w:t>
-      </w:r>
-      <w:r>
-        <w:rPr>
-          <w:lang w:val="en_US" w:bidi="en_US"/>
-        </w:rPr>
-        <w:t xml:space="preserve">, quarrels, and arguments about the </w:t>
-      </w:r>
-      <w:r>
-        <w:rPr>
-          <w:b/>
-          <w:lang w:val="en_US" w:bidi="en_US"/>
-        </w:rPr>
-        <w:t>law</w:t>
-      </w:r>
-      <w:r>
-        <w:rPr>
-          <w:lang w:val="en_US" w:bidi="en_US"/>
-        </w:rPr>
-        <w:t xml:space="preserve"> of Moses. These things are empty and worthless. Genealogies are stories and lists of ancestors.</w:t>
-      </w:r>
-    </w:p>
-    <w:p>
-      <w:pPr/>
-      <w:r>
-        <w:rPr>
-          <w:lang w:val="en_US" w:bidi="en_US"/>
-        </w:rPr>
-      </w:r>
-      <w:r>
-        <w:rPr>
-          <w:lang w:val="en_US" w:bidi="en_US"/>
-        </w:rPr>
-        <w:t xml:space="preserve">If needed, stop here and discuss as a group how you will translate </w:t>
-      </w:r>
-      <w:r>
-        <w:rPr>
-          <w:b/>
-          <w:lang w:val="en_US" w:bidi="en_US"/>
-        </w:rPr>
-        <w:t>law</w:t>
-      </w:r>
-      <w:r>
-        <w:rPr>
-          <w:lang w:val="en_US" w:bidi="en_US"/>
-        </w:rPr>
-        <w:t xml:space="preserve"> and </w:t>
-      </w:r>
-      <w:r>
-        <w:rPr>
-          <w:b/>
-          <w:lang w:val="en_US" w:bidi="en_US"/>
-        </w:rPr>
-        <w:t>genealogies</w:t>
-      </w:r>
-      <w:r>
-        <w:rPr>
-          <w:lang w:val="en_US" w:bidi="en_US"/>
-        </w:rPr>
-        <w:t xml:space="preserve">. Translate law and genealogies in the same way as you have in other parts of the New Testament. For more information on </w:t>
-      </w:r>
-      <w:hyperlink r:id="rId48">
-        <w:r>
-          <w:rPr>
-            <w:lang w:val="en_US" w:bidi="en_US"/>
-          </w:rPr>
-          <w:rPr>
-            <w:color w:val="0000EE"/>
-            <w:u w:val="single"/>
-          </w:rPr>
-          <w:t>law</w:t>
-        </w:r>
-      </w:hyperlink>
-      <w:r>
-        <w:rPr>
-          <w:lang w:val="en_US" w:bidi="en_US"/>
-        </w:rPr>
-        <w:t xml:space="preserve"> and </w:t>
-      </w:r>
-      <w:hyperlink r:id="rId49">
-        <w:r>
-          <w:rPr>
-            <w:lang w:val="en_US" w:bidi="en_US"/>
-          </w:rPr>
-          <w:rPr>
-            <w:color w:val="0000EE"/>
-            <w:u w:val="single"/>
-          </w:rPr>
-          <w:t>genealogy</w:t>
-        </w:r>
-      </w:hyperlink>
-      <w:r>
-        <w:rPr>
-          <w:lang w:val="en_US" w:bidi="en_US"/>
-        </w:rPr>
-        <w:t>, refer to the Master Glossary. Pause this audio here.</w:t>
-      </w:r>
-    </w:p>
-    <w:p>
-      <w:pPr/>
-      <w:r>
-        <w:rPr>
-          <w:lang w:val="en_US" w:bidi="en_US"/>
-        </w:rPr>
-      </w:r>
-      <w:r>
-        <w:rPr>
-          <w:lang w:val="en_US" w:bidi="en_US"/>
-        </w:rPr>
-        <w:t xml:space="preserve">Titus should reject a divisive person after one or two warnings. The divisive person who refuses to change his behavior is perverted in his mind and behavior. His </w:t>
-      </w:r>
-      <w:r>
-        <w:rPr>
-          <w:b/>
-          <w:lang w:val="en_US" w:bidi="en_US"/>
-        </w:rPr>
-        <w:t>sins</w:t>
-      </w:r>
-      <w:r>
-        <w:rPr>
-          <w:lang w:val="en_US" w:bidi="en_US"/>
-        </w:rPr>
-        <w:t>, or wrongdoings, show that he is guilty before God.</w:t>
-      </w:r>
-    </w:p>
-    <w:p>
-      <w:pPr/>
-      <w:r>
-        <w:rPr>
-          <w:lang w:val="en_US" w:bidi="en_US"/>
-        </w:rPr>
-      </w:r>
-      <w:r>
-        <w:rPr>
-          <w:lang w:val="en_US" w:bidi="en_US"/>
-        </w:rPr>
-        <w:t xml:space="preserve">If needed, stop here and discuss as a group how you will translate </w:t>
-      </w:r>
-      <w:r>
-        <w:rPr>
-          <w:b/>
-          <w:lang w:val="en_US" w:bidi="en_US"/>
-        </w:rPr>
         <w:t>sin</w:t>
       </w:r>
       <w:r>
@@ -15272,18 +14690,12 @@
         </w:rPr>
         <w:t xml:space="preserve">. Translate sins the same as you have in other parts of the New Testament. For more information on </w:t>
       </w:r>
-      <w:hyperlink r:id="rId50">
-        <w:r>
-          <w:rPr>
-            <w:lang w:val="en_US" w:bidi="en_US"/>
-          </w:rPr>
-          <w:rPr>
-            <w:color w:val="0000EE"/>
-            <w:u w:val="single"/>
-          </w:rPr>
-          <w:t>sin</w:t>
-        </w:r>
-      </w:hyperlink>
+      <w:r>
+        <w:rPr>
+          <w:lang w:val="en_US" w:bidi="en_US"/>
+        </w:rPr>
+        <w:t>sin</w:t>
+      </w:r>
       <w:r>
         <w:rPr>
           <w:lang w:val="en_US" w:bidi="en_US"/>
@@ -15733,25 +15145,7 @@
         <w:rPr>
           <w:lang w:val="en_US" w:bidi="en_US"/>
         </w:rPr>
-        <w:t xml:space="preserve">Stop here and look as a group at a map of the island of </w:t>
-      </w:r>
-      <w:hyperlink r:id="rId13">
-        <w:r>
-          <w:rPr>
-            <w:lang w:val="en_US" w:bidi="en_US"/>
-          </w:rPr>
-          <w:rPr>
-            <w:color w:val="0000EE"/>
-            <w:u w:val="single"/>
-          </w:rPr>
-          <w:t>Crete</w:t>
-        </w:r>
-      </w:hyperlink>
-      <w:r>
-        <w:rPr>
-          <w:lang w:val="en_US" w:bidi="en_US"/>
-        </w:rPr>
-        <w:t xml:space="preserve"> if needed. Pause this audio here.</w:t>
+        <w:t>Stop here and look as a group at a map of the island of Crete if needed. Pause this audio here.</w:t>
       </w:r>
     </w:p>
     <w:p>
@@ -15779,25 +15173,7 @@
         <w:rPr>
           <w:lang w:val="en_US" w:bidi="en_US"/>
         </w:rPr>
-        <w:t xml:space="preserve">Stop here and look as a group at a map of the likely location of the city of </w:t>
-      </w:r>
-      <w:hyperlink r:id="rId51">
-        <w:r>
-          <w:rPr>
-            <w:lang w:val="en_US" w:bidi="en_US"/>
-          </w:rPr>
-          <w:rPr>
-            <w:color w:val="0000EE"/>
-            <w:u w:val="single"/>
-          </w:rPr>
-          <w:t>Nicopolis</w:t>
-        </w:r>
-      </w:hyperlink>
-      <w:r>
-        <w:rPr>
-          <w:lang w:val="en_US" w:bidi="en_US"/>
-        </w:rPr>
-        <w:t xml:space="preserve"> in Greece if needed. Pause this audio here.</w:t>
+        <w:t>Stop here and look as a group at a map of the likely location of the city of Nicopolis in Greece if needed. Pause this audio here.</w:t>
       </w:r>
     </w:p>
     <w:p>
@@ -16260,25 +15636,7 @@
         <w:rPr>
           <w:lang w:val="en_US" w:bidi="en_US"/>
         </w:rPr>
-        <w:t xml:space="preserve">Stop here and look as a group at a map of the city of </w:t>
-      </w:r>
-      <w:hyperlink r:id="rId51">
-        <w:r>
-          <w:rPr>
-            <w:lang w:val="en_US" w:bidi="en_US"/>
-          </w:rPr>
-          <w:rPr>
-            <w:color w:val="0000EE"/>
-            <w:u w:val="single"/>
-          </w:rPr>
-          <w:t>Nicopolis</w:t>
-        </w:r>
-      </w:hyperlink>
-      <w:r>
-        <w:rPr>
-          <w:lang w:val="en_US" w:bidi="en_US"/>
-        </w:rPr>
-        <w:t xml:space="preserve"> in Greece, if needed. Pause this audio here.</w:t>
+        <w:t>Stop here and look as a group at a map of the city of Nicopolis in Greece, if needed. Pause this audio here.</w:t>
       </w:r>
     </w:p>
     <w:p>
@@ -17088,25 +16446,7 @@
         <w:rPr>
           <w:lang w:val="en_US" w:bidi="en_US"/>
         </w:rPr>
-        <w:t xml:space="preserve">Stop here and look as a group at a map of the city of </w:t>
-      </w:r>
-      <w:hyperlink r:id="rId51">
-        <w:r>
-          <w:rPr>
-            <w:lang w:val="en_US" w:bidi="en_US"/>
-          </w:rPr>
-          <w:rPr>
-            <w:color w:val="0000EE"/>
-            <w:u w:val="single"/>
-          </w:rPr>
-          <w:t>Nicopolis</w:t>
-        </w:r>
-      </w:hyperlink>
-      <w:r>
-        <w:rPr>
-          <w:lang w:val="en_US" w:bidi="en_US"/>
-        </w:rPr>
-        <w:t xml:space="preserve"> in Greece again if needed. Pause this audio here.</w:t>
+        <w:t>Stop here and look as a group at a map of the city of Nicopolis in Greece again if needed. Pause this audio here.</w:t>
       </w:r>
     </w:p>
     <w:p>
@@ -17177,18 +16517,12 @@
         </w:rPr>
         <w:t xml:space="preserve"> the same as you have in previous passages. For more information on </w:t>
       </w:r>
-      <w:hyperlink r:id="rId17">
-        <w:r>
-          <w:rPr>
-            <w:lang w:val="en_US" w:bidi="en_US"/>
-          </w:rPr>
-          <w:rPr>
-            <w:color w:val="0000EE"/>
-            <w:u w:val="single"/>
-          </w:rPr>
-          <w:t>faith</w:t>
-        </w:r>
-      </w:hyperlink>
+      <w:r>
+        <w:rPr>
+          <w:lang w:val="en_US" w:bidi="en_US"/>
+        </w:rPr>
+        <w:t>faith</w:t>
+      </w:r>
       <w:r>
         <w:rPr>
           <w:lang w:val="en_US" w:bidi="en_US"/>
@@ -17236,18 +16570,12 @@
         </w:rPr>
         <w:t xml:space="preserve"> would be with all the believers in Crete. Translate grace the same as you have in previous passages. For more information on </w:t>
       </w:r>
-      <w:hyperlink r:id="rId23">
-        <w:r>
-          <w:rPr>
-            <w:lang w:val="en_US" w:bidi="en_US"/>
-          </w:rPr>
-          <w:rPr>
-            <w:color w:val="0000EE"/>
-            <w:u w:val="single"/>
-          </w:rPr>
-          <w:t>grace</w:t>
-        </w:r>
-      </w:hyperlink>
+      <w:r>
+        <w:rPr>
+          <w:lang w:val="en_US" w:bidi="en_US"/>
+        </w:rPr>
+        <w:t>grace</w:t>
+      </w:r>
       <w:r>
         <w:rPr>
           <w:lang w:val="en_US" w:bidi="en_US"/>

--- a/eng/docx/56.content.docx
+++ b/eng/docx/56.content.docx
@@ -2084,7 +2084,19 @@
         <w:rPr>
           <w:lang w:val="en_US" w:bidi="en_US"/>
         </w:rPr>
-        <w:t xml:space="preserve">? Translate hope and eternal life the same as you have in other parts of the New Testament. For more information on hope and </w:t>
+        <w:t xml:space="preserve">? Translate hope and eternal life the same as you have in other parts of the New Testament. For more information on </w:t>
+      </w:r>
+      <w:r>
+        <w:rPr>
+          <w:lang w:val="en_US" w:bidi="en_US"/>
+        </w:rPr>
+        <w:t>hope</w:t>
+      </w:r>
+      <w:r>
+        <w:rPr>
+          <w:lang w:val="en_US" w:bidi="en_US"/>
+        </w:rPr>
+        <w:t xml:space="preserve"> and </w:t>
       </w:r>
       <w:r>
         <w:rPr>
@@ -2621,6 +2633,271 @@
           <w:lang w:val="en_US" w:bidi="en_US"/>
         </w:rPr>
         <w:t>This is the end of the recording.</w:t>
+      </w:r>
+      <w:r>
+        <w:rPr>
+          <w:lang w:val="en_US" w:bidi="en_US"/>
+        </w:rPr>
+      </w:r>
+      <w:r>
+        <w:rPr>
+          <w:lang w:val="en_US" w:bidi="en_US"/>
+        </w:rPr>
+      </w:r>
+    </w:p>
+    <w:p>
+      <w:pPr/>
+      <w:r>
+        <w:rPr>
+          <w:lang w:val="en_US" w:bidi="en_US"/>
+        </w:rPr>
+      </w:r>
+    </w:p>
+    <w:p>
+      <w:pPr>
+        <w:pStyle w:val="Heading2"/>
+      </w:pPr>
+      <w:r>
+        <w:rPr>
+          <w:lang w:val="en_US" w:bidi="en_US"/>
+        </w:rPr>
+        <w:t>Titus 1:1–4</w:t>
+      </w:r>
+      <w:r>
+        <w:rPr>
+          <w:lang w:val="en_US" w:bidi="en_US"/>
+        </w:rPr>
+      </w:r>
+    </w:p>
+    <w:p>
+      <w:pPr>
+        <w:pStyle w:val="Heading4"/>
+      </w:pPr>
+      <w:r>
+        <w:rPr>
+          <w:lang w:val="en_US" w:bidi="en_US"/>
+        </w:rPr>
+        <w:t>Audio Content</w:t>
+      </w:r>
+      <w:r>
+        <w:rPr>
+          <w:lang w:val="en_US" w:bidi="en_US"/>
+        </w:rPr>
+      </w:r>
+      <w:r>
+        <w:rPr>
+          <w:lang w:val="en_US" w:bidi="en_US"/>
+        </w:rPr>
+      </w:r>
+    </w:p>
+    <w:p>
+      <w:pPr>
+        <w:pStyle w:val="ListBullet"/>
+        <w:spacing w:line="240" w:lineRule="auto"/>
+        <w:ind w:left="720"/>
+      </w:pPr>
+      <w:r>
+        <w:rPr>
+          <w:lang w:val="en_US" w:bidi="en_US"/>
+        </w:rPr>
+      </w:r>
+      <w:hyperlink r:id="rId13">
+        <w:r>
+          <w:rPr>
+            <w:lang w:val="en_US" w:bidi="en_US"/>
+          </w:rPr>
+          <w:rPr>
+            <w:color w:val="0000EE"/>
+            <w:u w:val="single"/>
+          </w:rPr>
+          <w:t>Hear and Heart</w:t>
+        </w:r>
+      </w:hyperlink>
+      <w:r>
+        <w:rPr>
+          <w:lang w:val="en_US" w:bidi="en_US"/>
+        </w:rPr>
+        <w:t xml:space="preserve"> (900 KB)</w:t>
+      </w:r>
+      <w:r>
+        <w:rPr>
+          <w:lang w:val="en_US" w:bidi="en_US"/>
+        </w:rPr>
+      </w:r>
+    </w:p>
+    <w:p>
+      <w:pPr>
+        <w:pStyle w:val="ListBullet"/>
+        <w:spacing w:line="240" w:lineRule="auto"/>
+        <w:ind w:left="720"/>
+      </w:pPr>
+      <w:r>
+        <w:rPr>
+          <w:lang w:val="en_US" w:bidi="en_US"/>
+        </w:rPr>
+      </w:r>
+      <w:hyperlink r:id="rId14">
+        <w:r>
+          <w:rPr>
+            <w:lang w:val="en_US" w:bidi="en_US"/>
+          </w:rPr>
+          <w:rPr>
+            <w:color w:val="0000EE"/>
+            <w:u w:val="single"/>
+          </w:rPr>
+          <w:t>Setting the Stage</w:t>
+        </w:r>
+      </w:hyperlink>
+      <w:r>
+        <w:rPr>
+          <w:lang w:val="en_US" w:bidi="en_US"/>
+        </w:rPr>
+        <w:t xml:space="preserve"> (6.6 MB)</w:t>
+      </w:r>
+      <w:r>
+        <w:rPr>
+          <w:lang w:val="en_US" w:bidi="en_US"/>
+        </w:rPr>
+      </w:r>
+    </w:p>
+    <w:p>
+      <w:pPr>
+        <w:pStyle w:val="ListBullet"/>
+        <w:spacing w:line="240" w:lineRule="auto"/>
+        <w:ind w:left="720"/>
+      </w:pPr>
+      <w:r>
+        <w:rPr>
+          <w:lang w:val="en_US" w:bidi="en_US"/>
+        </w:rPr>
+      </w:r>
+      <w:hyperlink r:id="rId15">
+        <w:r>
+          <w:rPr>
+            <w:lang w:val="en_US" w:bidi="en_US"/>
+          </w:rPr>
+          <w:rPr>
+            <w:color w:val="0000EE"/>
+            <w:u w:val="single"/>
+          </w:rPr>
+          <w:t>Defining the Scenes</w:t>
+        </w:r>
+      </w:hyperlink>
+      <w:r>
+        <w:rPr>
+          <w:lang w:val="en_US" w:bidi="en_US"/>
+        </w:rPr>
+        <w:t xml:space="preserve"> (7.5 MB)</w:t>
+      </w:r>
+      <w:r>
+        <w:rPr>
+          <w:lang w:val="en_US" w:bidi="en_US"/>
+        </w:rPr>
+      </w:r>
+    </w:p>
+    <w:p>
+      <w:pPr>
+        <w:pStyle w:val="ListBullet"/>
+        <w:spacing w:line="240" w:lineRule="auto"/>
+        <w:ind w:left="720"/>
+      </w:pPr>
+      <w:r>
+        <w:rPr>
+          <w:lang w:val="en_US" w:bidi="en_US"/>
+        </w:rPr>
+      </w:r>
+      <w:hyperlink r:id="rId16">
+        <w:r>
+          <w:rPr>
+            <w:lang w:val="en_US" w:bidi="en_US"/>
+          </w:rPr>
+          <w:rPr>
+            <w:color w:val="0000EE"/>
+            <w:u w:val="single"/>
+          </w:rPr>
+          <w:t>Embodying the Text</w:t>
+        </w:r>
+      </w:hyperlink>
+      <w:r>
+        <w:rPr>
+          <w:lang w:val="en_US" w:bidi="en_US"/>
+        </w:rPr>
+        <w:t xml:space="preserve"> (4.2 MB)</w:t>
+      </w:r>
+      <w:r>
+        <w:rPr>
+          <w:lang w:val="en_US" w:bidi="en_US"/>
+        </w:rPr>
+      </w:r>
+    </w:p>
+    <w:p>
+      <w:pPr>
+        <w:pStyle w:val="ListBullet"/>
+        <w:spacing w:line="240" w:lineRule="auto"/>
+        <w:ind w:left="720"/>
+      </w:pPr>
+      <w:r>
+        <w:rPr>
+          <w:lang w:val="en_US" w:bidi="en_US"/>
+        </w:rPr>
+      </w:r>
+      <w:hyperlink r:id="rId17">
+        <w:r>
+          <w:rPr>
+            <w:lang w:val="en_US" w:bidi="en_US"/>
+          </w:rPr>
+          <w:rPr>
+            <w:color w:val="0000EE"/>
+            <w:u w:val="single"/>
+          </w:rPr>
+          <w:t>Filling the Gaps</w:t>
+        </w:r>
+      </w:hyperlink>
+      <w:r>
+        <w:rPr>
+          <w:lang w:val="en_US" w:bidi="en_US"/>
+        </w:rPr>
+        <w:t xml:space="preserve"> (4.7 MB)</w:t>
+      </w:r>
+      <w:r>
+        <w:rPr>
+          <w:lang w:val="en_US" w:bidi="en_US"/>
+        </w:rPr>
+      </w:r>
+    </w:p>
+    <w:p>
+      <w:pPr>
+        <w:pStyle w:val="ListBullet"/>
+        <w:spacing w:line="240" w:lineRule="auto"/>
+        <w:ind w:left="720"/>
+      </w:pPr>
+      <w:r>
+        <w:rPr>
+          <w:lang w:val="en_US" w:bidi="en_US"/>
+        </w:rPr>
+      </w:r>
+      <w:hyperlink r:id="rId18">
+        <w:r>
+          <w:rPr>
+            <w:lang w:val="en_US" w:bidi="en_US"/>
+          </w:rPr>
+          <w:rPr>
+            <w:color w:val="0000EE"/>
+            <w:u w:val="single"/>
+          </w:rPr>
+          <w:t>Speaking the Word</w:t>
+        </w:r>
+      </w:hyperlink>
+      <w:r>
+        <w:rPr>
+          <w:lang w:val="en_US" w:bidi="en_US"/>
+        </w:rPr>
+        <w:t xml:space="preserve"> (1.2 MB)</w:t>
+      </w:r>
+      <w:r>
+        <w:rPr>
+          <w:lang w:val="en_US" w:bidi="en_US"/>
+        </w:rPr>
       </w:r>
       <w:r>
         <w:rPr>
@@ -4471,7 +4748,19 @@
         <w:rPr>
           <w:lang w:val="en_US" w:bidi="en_US"/>
         </w:rPr>
-        <w:t xml:space="preserve"> and overseers, see the Master Glossary.</w:t>
+        <w:t xml:space="preserve"> and </w:t>
+      </w:r>
+      <w:r>
+        <w:rPr>
+          <w:lang w:val="en_US" w:bidi="en_US"/>
+        </w:rPr>
+        <w:t>overseers</w:t>
+      </w:r>
+      <w:r>
+        <w:rPr>
+          <w:lang w:val="en_US" w:bidi="en_US"/>
+        </w:rPr>
+        <w:t>, see the Master Glossary.</w:t>
       </w:r>
     </w:p>
     <w:p>
@@ -4925,6 +5214,271 @@
           <w:lang w:val="en_US" w:bidi="en_US"/>
         </w:rPr>
         <w:t>This is the end of the recording.</w:t>
+      </w:r>
+      <w:r>
+        <w:rPr>
+          <w:lang w:val="en_US" w:bidi="en_US"/>
+        </w:rPr>
+      </w:r>
+      <w:r>
+        <w:rPr>
+          <w:lang w:val="en_US" w:bidi="en_US"/>
+        </w:rPr>
+      </w:r>
+    </w:p>
+    <w:p>
+      <w:pPr/>
+      <w:r>
+        <w:rPr>
+          <w:lang w:val="en_US" w:bidi="en_US"/>
+        </w:rPr>
+      </w:r>
+    </w:p>
+    <w:p>
+      <w:pPr>
+        <w:pStyle w:val="Heading2"/>
+      </w:pPr>
+      <w:r>
+        <w:rPr>
+          <w:lang w:val="en_US" w:bidi="en_US"/>
+        </w:rPr>
+        <w:t>Titus 1:5–9</w:t>
+      </w:r>
+      <w:r>
+        <w:rPr>
+          <w:lang w:val="en_US" w:bidi="en_US"/>
+        </w:rPr>
+      </w:r>
+    </w:p>
+    <w:p>
+      <w:pPr>
+        <w:pStyle w:val="Heading4"/>
+      </w:pPr>
+      <w:r>
+        <w:rPr>
+          <w:lang w:val="en_US" w:bidi="en_US"/>
+        </w:rPr>
+        <w:t>Audio Content</w:t>
+      </w:r>
+      <w:r>
+        <w:rPr>
+          <w:lang w:val="en_US" w:bidi="en_US"/>
+        </w:rPr>
+      </w:r>
+      <w:r>
+        <w:rPr>
+          <w:lang w:val="en_US" w:bidi="en_US"/>
+        </w:rPr>
+      </w:r>
+    </w:p>
+    <w:p>
+      <w:pPr>
+        <w:pStyle w:val="ListBullet"/>
+        <w:spacing w:line="240" w:lineRule="auto"/>
+        <w:ind w:left="720"/>
+      </w:pPr>
+      <w:r>
+        <w:rPr>
+          <w:lang w:val="en_US" w:bidi="en_US"/>
+        </w:rPr>
+      </w:r>
+      <w:hyperlink r:id="rId19">
+        <w:r>
+          <w:rPr>
+            <w:lang w:val="en_US" w:bidi="en_US"/>
+          </w:rPr>
+          <w:rPr>
+            <w:color w:val="0000EE"/>
+            <w:u w:val="single"/>
+          </w:rPr>
+          <w:t>Hear and Heart</w:t>
+        </w:r>
+      </w:hyperlink>
+      <w:r>
+        <w:rPr>
+          <w:lang w:val="en_US" w:bidi="en_US"/>
+        </w:rPr>
+        <w:t xml:space="preserve"> (827 KB)</w:t>
+      </w:r>
+      <w:r>
+        <w:rPr>
+          <w:lang w:val="en_US" w:bidi="en_US"/>
+        </w:rPr>
+      </w:r>
+    </w:p>
+    <w:p>
+      <w:pPr>
+        <w:pStyle w:val="ListBullet"/>
+        <w:spacing w:line="240" w:lineRule="auto"/>
+        <w:ind w:left="720"/>
+      </w:pPr>
+      <w:r>
+        <w:rPr>
+          <w:lang w:val="en_US" w:bidi="en_US"/>
+        </w:rPr>
+      </w:r>
+      <w:hyperlink r:id="rId20">
+        <w:r>
+          <w:rPr>
+            <w:lang w:val="en_US" w:bidi="en_US"/>
+          </w:rPr>
+          <w:rPr>
+            <w:color w:val="0000EE"/>
+            <w:u w:val="single"/>
+          </w:rPr>
+          <w:t>Setting the Stage</w:t>
+        </w:r>
+      </w:hyperlink>
+      <w:r>
+        <w:rPr>
+          <w:lang w:val="en_US" w:bidi="en_US"/>
+        </w:rPr>
+        <w:t xml:space="preserve"> (7.2 MB)</w:t>
+      </w:r>
+      <w:r>
+        <w:rPr>
+          <w:lang w:val="en_US" w:bidi="en_US"/>
+        </w:rPr>
+      </w:r>
+    </w:p>
+    <w:p>
+      <w:pPr>
+        <w:pStyle w:val="ListBullet"/>
+        <w:spacing w:line="240" w:lineRule="auto"/>
+        <w:ind w:left="720"/>
+      </w:pPr>
+      <w:r>
+        <w:rPr>
+          <w:lang w:val="en_US" w:bidi="en_US"/>
+        </w:rPr>
+      </w:r>
+      <w:hyperlink r:id="rId21">
+        <w:r>
+          <w:rPr>
+            <w:lang w:val="en_US" w:bidi="en_US"/>
+          </w:rPr>
+          <w:rPr>
+            <w:color w:val="0000EE"/>
+            <w:u w:val="single"/>
+          </w:rPr>
+          <w:t>Defining the Scenes</w:t>
+        </w:r>
+      </w:hyperlink>
+      <w:r>
+        <w:rPr>
+          <w:lang w:val="en_US" w:bidi="en_US"/>
+        </w:rPr>
+        <w:t xml:space="preserve"> (9.6 MB)</w:t>
+      </w:r>
+      <w:r>
+        <w:rPr>
+          <w:lang w:val="en_US" w:bidi="en_US"/>
+        </w:rPr>
+      </w:r>
+    </w:p>
+    <w:p>
+      <w:pPr>
+        <w:pStyle w:val="ListBullet"/>
+        <w:spacing w:line="240" w:lineRule="auto"/>
+        <w:ind w:left="720"/>
+      </w:pPr>
+      <w:r>
+        <w:rPr>
+          <w:lang w:val="en_US" w:bidi="en_US"/>
+        </w:rPr>
+      </w:r>
+      <w:hyperlink r:id="rId22">
+        <w:r>
+          <w:rPr>
+            <w:lang w:val="en_US" w:bidi="en_US"/>
+          </w:rPr>
+          <w:rPr>
+            <w:color w:val="0000EE"/>
+            <w:u w:val="single"/>
+          </w:rPr>
+          <w:t>Embodying the Text</w:t>
+        </w:r>
+      </w:hyperlink>
+      <w:r>
+        <w:rPr>
+          <w:lang w:val="en_US" w:bidi="en_US"/>
+        </w:rPr>
+        <w:t xml:space="preserve"> (5.0 MB)</w:t>
+      </w:r>
+      <w:r>
+        <w:rPr>
+          <w:lang w:val="en_US" w:bidi="en_US"/>
+        </w:rPr>
+      </w:r>
+    </w:p>
+    <w:p>
+      <w:pPr>
+        <w:pStyle w:val="ListBullet"/>
+        <w:spacing w:line="240" w:lineRule="auto"/>
+        <w:ind w:left="720"/>
+      </w:pPr>
+      <w:r>
+        <w:rPr>
+          <w:lang w:val="en_US" w:bidi="en_US"/>
+        </w:rPr>
+      </w:r>
+      <w:hyperlink r:id="rId23">
+        <w:r>
+          <w:rPr>
+            <w:lang w:val="en_US" w:bidi="en_US"/>
+          </w:rPr>
+          <w:rPr>
+            <w:color w:val="0000EE"/>
+            <w:u w:val="single"/>
+          </w:rPr>
+          <w:t>Filling the Gaps</w:t>
+        </w:r>
+      </w:hyperlink>
+      <w:r>
+        <w:rPr>
+          <w:lang w:val="en_US" w:bidi="en_US"/>
+        </w:rPr>
+        <w:t xml:space="preserve"> (3.7 MB)</w:t>
+      </w:r>
+      <w:r>
+        <w:rPr>
+          <w:lang w:val="en_US" w:bidi="en_US"/>
+        </w:rPr>
+      </w:r>
+    </w:p>
+    <w:p>
+      <w:pPr>
+        <w:pStyle w:val="ListBullet"/>
+        <w:spacing w:line="240" w:lineRule="auto"/>
+        <w:ind w:left="720"/>
+      </w:pPr>
+      <w:r>
+        <w:rPr>
+          <w:lang w:val="en_US" w:bidi="en_US"/>
+        </w:rPr>
+      </w:r>
+      <w:hyperlink r:id="rId24">
+        <w:r>
+          <w:rPr>
+            <w:lang w:val="en_US" w:bidi="en_US"/>
+          </w:rPr>
+          <w:rPr>
+            <w:color w:val="0000EE"/>
+            <w:u w:val="single"/>
+          </w:rPr>
+          <w:t>Speaking the Word</w:t>
+        </w:r>
+      </w:hyperlink>
+      <w:r>
+        <w:rPr>
+          <w:lang w:val="en_US" w:bidi="en_US"/>
+        </w:rPr>
+        <w:t xml:space="preserve"> (1.2 MB)</w:t>
+      </w:r>
+      <w:r>
+        <w:rPr>
+          <w:lang w:val="en_US" w:bidi="en_US"/>
+        </w:rPr>
       </w:r>
       <w:r>
         <w:rPr>
@@ -7034,7 +7588,19 @@
         <w:rPr>
           <w:lang w:val="en_US" w:bidi="en_US"/>
         </w:rPr>
-        <w:t>, or clean before God, all things are pure. This means they are permitted to eat and drink any food, and nothing is forbidden for them. In the Old Testament, God gave many laws for how his people should make themselves pure so they can worship God. These laws include washing or changing clothing so the person would symbolically remove anything dirty or unclean before coming to worship God. Now, Paul says that people do not need to follow these purity laws anymore because people are pure because of their relationship with God, not because of what they do. For more information on pure, refer to pure in the Master Glossary.</w:t>
+        <w:t xml:space="preserve">, or clean before God, all things are pure. This means they are permitted to eat and drink any food, and nothing is forbidden for them. In the Old Testament, God gave many laws for how his people should make themselves pure so they can worship God. These laws include washing or changing clothing so the person would symbolically remove anything dirty or unclean before coming to worship God. Now, Paul says that people do not need to follow these purity laws anymore because people are pure because of their relationship with God, not because of what they do. For more information on pure, refer to </w:t>
+      </w:r>
+      <w:r>
+        <w:rPr>
+          <w:lang w:val="en_US" w:bidi="en_US"/>
+        </w:rPr>
+        <w:t>pure</w:t>
+      </w:r>
+      <w:r>
+        <w:rPr>
+          <w:lang w:val="en_US" w:bidi="en_US"/>
+        </w:rPr>
+        <w:t xml:space="preserve"> in the Master Glossary.</w:t>
       </w:r>
     </w:p>
     <w:p>
@@ -7250,6 +7816,271 @@
           <w:lang w:val="en_US" w:bidi="en_US"/>
         </w:rPr>
         <w:t>This is the end of the recording.</w:t>
+      </w:r>
+      <w:r>
+        <w:rPr>
+          <w:lang w:val="en_US" w:bidi="en_US"/>
+        </w:rPr>
+      </w:r>
+      <w:r>
+        <w:rPr>
+          <w:lang w:val="en_US" w:bidi="en_US"/>
+        </w:rPr>
+      </w:r>
+    </w:p>
+    <w:p>
+      <w:pPr/>
+      <w:r>
+        <w:rPr>
+          <w:lang w:val="en_US" w:bidi="en_US"/>
+        </w:rPr>
+      </w:r>
+    </w:p>
+    <w:p>
+      <w:pPr>
+        <w:pStyle w:val="Heading2"/>
+      </w:pPr>
+      <w:r>
+        <w:rPr>
+          <w:lang w:val="en_US" w:bidi="en_US"/>
+        </w:rPr>
+        <w:t>Titus 1:10–16</w:t>
+      </w:r>
+      <w:r>
+        <w:rPr>
+          <w:lang w:val="en_US" w:bidi="en_US"/>
+        </w:rPr>
+      </w:r>
+    </w:p>
+    <w:p>
+      <w:pPr>
+        <w:pStyle w:val="Heading4"/>
+      </w:pPr>
+      <w:r>
+        <w:rPr>
+          <w:lang w:val="en_US" w:bidi="en_US"/>
+        </w:rPr>
+        <w:t>Audio Content</w:t>
+      </w:r>
+      <w:r>
+        <w:rPr>
+          <w:lang w:val="en_US" w:bidi="en_US"/>
+        </w:rPr>
+      </w:r>
+      <w:r>
+        <w:rPr>
+          <w:lang w:val="en_US" w:bidi="en_US"/>
+        </w:rPr>
+      </w:r>
+    </w:p>
+    <w:p>
+      <w:pPr>
+        <w:pStyle w:val="ListBullet"/>
+        <w:spacing w:line="240" w:lineRule="auto"/>
+        <w:ind w:left="720"/>
+      </w:pPr>
+      <w:r>
+        <w:rPr>
+          <w:lang w:val="en_US" w:bidi="en_US"/>
+        </w:rPr>
+      </w:r>
+      <w:hyperlink r:id="rId25">
+        <w:r>
+          <w:rPr>
+            <w:lang w:val="en_US" w:bidi="en_US"/>
+          </w:rPr>
+          <w:rPr>
+            <w:color w:val="0000EE"/>
+            <w:u w:val="single"/>
+          </w:rPr>
+          <w:t>Hear and Heart</w:t>
+        </w:r>
+      </w:hyperlink>
+      <w:r>
+        <w:rPr>
+          <w:lang w:val="en_US" w:bidi="en_US"/>
+        </w:rPr>
+        <w:t xml:space="preserve"> (845 KB)</w:t>
+      </w:r>
+      <w:r>
+        <w:rPr>
+          <w:lang w:val="en_US" w:bidi="en_US"/>
+        </w:rPr>
+      </w:r>
+    </w:p>
+    <w:p>
+      <w:pPr>
+        <w:pStyle w:val="ListBullet"/>
+        <w:spacing w:line="240" w:lineRule="auto"/>
+        <w:ind w:left="720"/>
+      </w:pPr>
+      <w:r>
+        <w:rPr>
+          <w:lang w:val="en_US" w:bidi="en_US"/>
+        </w:rPr>
+      </w:r>
+      <w:hyperlink r:id="rId26">
+        <w:r>
+          <w:rPr>
+            <w:lang w:val="en_US" w:bidi="en_US"/>
+          </w:rPr>
+          <w:rPr>
+            <w:color w:val="0000EE"/>
+            <w:u w:val="single"/>
+          </w:rPr>
+          <w:t>Setting the Stage</w:t>
+        </w:r>
+      </w:hyperlink>
+      <w:r>
+        <w:rPr>
+          <w:lang w:val="en_US" w:bidi="en_US"/>
+        </w:rPr>
+        <w:t xml:space="preserve"> (5.9 MB)</w:t>
+      </w:r>
+      <w:r>
+        <w:rPr>
+          <w:lang w:val="en_US" w:bidi="en_US"/>
+        </w:rPr>
+      </w:r>
+    </w:p>
+    <w:p>
+      <w:pPr>
+        <w:pStyle w:val="ListBullet"/>
+        <w:spacing w:line="240" w:lineRule="auto"/>
+        <w:ind w:left="720"/>
+      </w:pPr>
+      <w:r>
+        <w:rPr>
+          <w:lang w:val="en_US" w:bidi="en_US"/>
+        </w:rPr>
+      </w:r>
+      <w:hyperlink r:id="rId27">
+        <w:r>
+          <w:rPr>
+            <w:lang w:val="en_US" w:bidi="en_US"/>
+          </w:rPr>
+          <w:rPr>
+            <w:color w:val="0000EE"/>
+            <w:u w:val="single"/>
+          </w:rPr>
+          <w:t>Defining the Scenes</w:t>
+        </w:r>
+      </w:hyperlink>
+      <w:r>
+        <w:rPr>
+          <w:lang w:val="en_US" w:bidi="en_US"/>
+        </w:rPr>
+        <w:t xml:space="preserve"> (9.3 MB)</w:t>
+      </w:r>
+      <w:r>
+        <w:rPr>
+          <w:lang w:val="en_US" w:bidi="en_US"/>
+        </w:rPr>
+      </w:r>
+    </w:p>
+    <w:p>
+      <w:pPr>
+        <w:pStyle w:val="ListBullet"/>
+        <w:spacing w:line="240" w:lineRule="auto"/>
+        <w:ind w:left="720"/>
+      </w:pPr>
+      <w:r>
+        <w:rPr>
+          <w:lang w:val="en_US" w:bidi="en_US"/>
+        </w:rPr>
+      </w:r>
+      <w:hyperlink r:id="rId28">
+        <w:r>
+          <w:rPr>
+            <w:lang w:val="en_US" w:bidi="en_US"/>
+          </w:rPr>
+          <w:rPr>
+            <w:color w:val="0000EE"/>
+            <w:u w:val="single"/>
+          </w:rPr>
+          <w:t>Embodying the Text</w:t>
+        </w:r>
+      </w:hyperlink>
+      <w:r>
+        <w:rPr>
+          <w:lang w:val="en_US" w:bidi="en_US"/>
+        </w:rPr>
+        <w:t xml:space="preserve"> (4.6 MB)</w:t>
+      </w:r>
+      <w:r>
+        <w:rPr>
+          <w:lang w:val="en_US" w:bidi="en_US"/>
+        </w:rPr>
+      </w:r>
+    </w:p>
+    <w:p>
+      <w:pPr>
+        <w:pStyle w:val="ListBullet"/>
+        <w:spacing w:line="240" w:lineRule="auto"/>
+        <w:ind w:left="720"/>
+      </w:pPr>
+      <w:r>
+        <w:rPr>
+          <w:lang w:val="en_US" w:bidi="en_US"/>
+        </w:rPr>
+      </w:r>
+      <w:hyperlink r:id="rId29">
+        <w:r>
+          <w:rPr>
+            <w:lang w:val="en_US" w:bidi="en_US"/>
+          </w:rPr>
+          <w:rPr>
+            <w:color w:val="0000EE"/>
+            <w:u w:val="single"/>
+          </w:rPr>
+          <w:t>Filling the Gaps</w:t>
+        </w:r>
+      </w:hyperlink>
+      <w:r>
+        <w:rPr>
+          <w:lang w:val="en_US" w:bidi="en_US"/>
+        </w:rPr>
+        <w:t xml:space="preserve"> (4.9 MB)</w:t>
+      </w:r>
+      <w:r>
+        <w:rPr>
+          <w:lang w:val="en_US" w:bidi="en_US"/>
+        </w:rPr>
+      </w:r>
+    </w:p>
+    <w:p>
+      <w:pPr>
+        <w:pStyle w:val="ListBullet"/>
+        <w:spacing w:line="240" w:lineRule="auto"/>
+        <w:ind w:left="720"/>
+      </w:pPr>
+      <w:r>
+        <w:rPr>
+          <w:lang w:val="en_US" w:bidi="en_US"/>
+        </w:rPr>
+      </w:r>
+      <w:hyperlink r:id="rId30">
+        <w:r>
+          <w:rPr>
+            <w:lang w:val="en_US" w:bidi="en_US"/>
+          </w:rPr>
+          <w:rPr>
+            <w:color w:val="0000EE"/>
+            <w:u w:val="single"/>
+          </w:rPr>
+          <w:t>Speaking the Word</w:t>
+        </w:r>
+      </w:hyperlink>
+      <w:r>
+        <w:rPr>
+          <w:lang w:val="en_US" w:bidi="en_US"/>
+        </w:rPr>
+        <w:t xml:space="preserve"> (1.3 MB)</w:t>
+      </w:r>
+      <w:r>
+        <w:rPr>
+          <w:lang w:val="en_US" w:bidi="en_US"/>
+        </w:rPr>
       </w:r>
       <w:r>
         <w:rPr>
@@ -9373,7 +10204,19 @@
         <w:rPr>
           <w:lang w:val="en_US" w:bidi="en_US"/>
         </w:rPr>
-        <w:t>. When someone is pure, they are fit to serve and worship God. In this passage, pure probably means that a woman does not have sexual relations with anyone besides her own husband. Translate pure the same as you have in previous passages. For more information on pure, refer to pure in the Master Glossary.</w:t>
+        <w:t xml:space="preserve">. When someone is pure, they are fit to serve and worship God. In this passage, pure probably means that a woman does not have sexual relations with anyone besides her own husband. Translate pure the same as you have in previous passages. For more information on pure, refer to </w:t>
+      </w:r>
+      <w:r>
+        <w:rPr>
+          <w:lang w:val="en_US" w:bidi="en_US"/>
+        </w:rPr>
+        <w:t>pure</w:t>
+      </w:r>
+      <w:r>
+        <w:rPr>
+          <w:lang w:val="en_US" w:bidi="en_US"/>
+        </w:rPr>
+        <w:t xml:space="preserve"> in the Master Glossary.</w:t>
       </w:r>
     </w:p>
     <w:p>
@@ -9755,6 +10598,271 @@
           <w:lang w:val="en_US" w:bidi="en_US"/>
         </w:rPr>
         <w:t>This is the end of the recording.</w:t>
+      </w:r>
+      <w:r>
+        <w:rPr>
+          <w:lang w:val="en_US" w:bidi="en_US"/>
+        </w:rPr>
+      </w:r>
+      <w:r>
+        <w:rPr>
+          <w:lang w:val="en_US" w:bidi="en_US"/>
+        </w:rPr>
+      </w:r>
+    </w:p>
+    <w:p>
+      <w:pPr/>
+      <w:r>
+        <w:rPr>
+          <w:lang w:val="en_US" w:bidi="en_US"/>
+        </w:rPr>
+      </w:r>
+    </w:p>
+    <w:p>
+      <w:pPr>
+        <w:pStyle w:val="Heading2"/>
+      </w:pPr>
+      <w:r>
+        <w:rPr>
+          <w:lang w:val="en_US" w:bidi="en_US"/>
+        </w:rPr>
+        <w:t>Titus 2:1–10</w:t>
+      </w:r>
+      <w:r>
+        <w:rPr>
+          <w:lang w:val="en_US" w:bidi="en_US"/>
+        </w:rPr>
+      </w:r>
+    </w:p>
+    <w:p>
+      <w:pPr>
+        <w:pStyle w:val="Heading4"/>
+      </w:pPr>
+      <w:r>
+        <w:rPr>
+          <w:lang w:val="en_US" w:bidi="en_US"/>
+        </w:rPr>
+        <w:t>Audio Content</w:t>
+      </w:r>
+      <w:r>
+        <w:rPr>
+          <w:lang w:val="en_US" w:bidi="en_US"/>
+        </w:rPr>
+      </w:r>
+      <w:r>
+        <w:rPr>
+          <w:lang w:val="en_US" w:bidi="en_US"/>
+        </w:rPr>
+      </w:r>
+    </w:p>
+    <w:p>
+      <w:pPr>
+        <w:pStyle w:val="ListBullet"/>
+        <w:spacing w:line="240" w:lineRule="auto"/>
+        <w:ind w:left="720"/>
+      </w:pPr>
+      <w:r>
+        <w:rPr>
+          <w:lang w:val="en_US" w:bidi="en_US"/>
+        </w:rPr>
+      </w:r>
+      <w:hyperlink r:id="rId31">
+        <w:r>
+          <w:rPr>
+            <w:lang w:val="en_US" w:bidi="en_US"/>
+          </w:rPr>
+          <w:rPr>
+            <w:color w:val="0000EE"/>
+            <w:u w:val="single"/>
+          </w:rPr>
+          <w:t>Hear and Heart</w:t>
+        </w:r>
+      </w:hyperlink>
+      <w:r>
+        <w:rPr>
+          <w:lang w:val="en_US" w:bidi="en_US"/>
+        </w:rPr>
+        <w:t xml:space="preserve"> (865 KB)</w:t>
+      </w:r>
+      <w:r>
+        <w:rPr>
+          <w:lang w:val="en_US" w:bidi="en_US"/>
+        </w:rPr>
+      </w:r>
+    </w:p>
+    <w:p>
+      <w:pPr>
+        <w:pStyle w:val="ListBullet"/>
+        <w:spacing w:line="240" w:lineRule="auto"/>
+        <w:ind w:left="720"/>
+      </w:pPr>
+      <w:r>
+        <w:rPr>
+          <w:lang w:val="en_US" w:bidi="en_US"/>
+        </w:rPr>
+      </w:r>
+      <w:hyperlink r:id="rId32">
+        <w:r>
+          <w:rPr>
+            <w:lang w:val="en_US" w:bidi="en_US"/>
+          </w:rPr>
+          <w:rPr>
+            <w:color w:val="0000EE"/>
+            <w:u w:val="single"/>
+          </w:rPr>
+          <w:t>Setting the Stage</w:t>
+        </w:r>
+      </w:hyperlink>
+      <w:r>
+        <w:rPr>
+          <w:lang w:val="en_US" w:bidi="en_US"/>
+        </w:rPr>
+        <w:t xml:space="preserve"> (5.3 MB)</w:t>
+      </w:r>
+      <w:r>
+        <w:rPr>
+          <w:lang w:val="en_US" w:bidi="en_US"/>
+        </w:rPr>
+      </w:r>
+    </w:p>
+    <w:p>
+      <w:pPr>
+        <w:pStyle w:val="ListBullet"/>
+        <w:spacing w:line="240" w:lineRule="auto"/>
+        <w:ind w:left="720"/>
+      </w:pPr>
+      <w:r>
+        <w:rPr>
+          <w:lang w:val="en_US" w:bidi="en_US"/>
+        </w:rPr>
+      </w:r>
+      <w:hyperlink r:id="rId33">
+        <w:r>
+          <w:rPr>
+            <w:lang w:val="en_US" w:bidi="en_US"/>
+          </w:rPr>
+          <w:rPr>
+            <w:color w:val="0000EE"/>
+            <w:u w:val="single"/>
+          </w:rPr>
+          <w:t>Defining the Scenes</w:t>
+        </w:r>
+      </w:hyperlink>
+      <w:r>
+        <w:rPr>
+          <w:lang w:val="en_US" w:bidi="en_US"/>
+        </w:rPr>
+        <w:t xml:space="preserve"> (11.6 MB)</w:t>
+      </w:r>
+      <w:r>
+        <w:rPr>
+          <w:lang w:val="en_US" w:bidi="en_US"/>
+        </w:rPr>
+      </w:r>
+    </w:p>
+    <w:p>
+      <w:pPr>
+        <w:pStyle w:val="ListBullet"/>
+        <w:spacing w:line="240" w:lineRule="auto"/>
+        <w:ind w:left="720"/>
+      </w:pPr>
+      <w:r>
+        <w:rPr>
+          <w:lang w:val="en_US" w:bidi="en_US"/>
+        </w:rPr>
+      </w:r>
+      <w:hyperlink r:id="rId34">
+        <w:r>
+          <w:rPr>
+            <w:lang w:val="en_US" w:bidi="en_US"/>
+          </w:rPr>
+          <w:rPr>
+            <w:color w:val="0000EE"/>
+            <w:u w:val="single"/>
+          </w:rPr>
+          <w:t>Embodying the Text</w:t>
+        </w:r>
+      </w:hyperlink>
+      <w:r>
+        <w:rPr>
+          <w:lang w:val="en_US" w:bidi="en_US"/>
+        </w:rPr>
+        <w:t xml:space="preserve"> (5.8 MB)</w:t>
+      </w:r>
+      <w:r>
+        <w:rPr>
+          <w:lang w:val="en_US" w:bidi="en_US"/>
+        </w:rPr>
+      </w:r>
+    </w:p>
+    <w:p>
+      <w:pPr>
+        <w:pStyle w:val="ListBullet"/>
+        <w:spacing w:line="240" w:lineRule="auto"/>
+        <w:ind w:left="720"/>
+      </w:pPr>
+      <w:r>
+        <w:rPr>
+          <w:lang w:val="en_US" w:bidi="en_US"/>
+        </w:rPr>
+      </w:r>
+      <w:hyperlink r:id="rId35">
+        <w:r>
+          <w:rPr>
+            <w:lang w:val="en_US" w:bidi="en_US"/>
+          </w:rPr>
+          <w:rPr>
+            <w:color w:val="0000EE"/>
+            <w:u w:val="single"/>
+          </w:rPr>
+          <w:t>Filling the Gaps</w:t>
+        </w:r>
+      </w:hyperlink>
+      <w:r>
+        <w:rPr>
+          <w:lang w:val="en_US" w:bidi="en_US"/>
+        </w:rPr>
+        <w:t xml:space="preserve"> (3.8 MB)</w:t>
+      </w:r>
+      <w:r>
+        <w:rPr>
+          <w:lang w:val="en_US" w:bidi="en_US"/>
+        </w:rPr>
+      </w:r>
+    </w:p>
+    <w:p>
+      <w:pPr>
+        <w:pStyle w:val="ListBullet"/>
+        <w:spacing w:line="240" w:lineRule="auto"/>
+        <w:ind w:left="720"/>
+      </w:pPr>
+      <w:r>
+        <w:rPr>
+          <w:lang w:val="en_US" w:bidi="en_US"/>
+        </w:rPr>
+      </w:r>
+      <w:hyperlink r:id="rId36">
+        <w:r>
+          <w:rPr>
+            <w:lang w:val="en_US" w:bidi="en_US"/>
+          </w:rPr>
+          <w:rPr>
+            <w:color w:val="0000EE"/>
+            <w:u w:val="single"/>
+          </w:rPr>
+          <w:t>Speaking the Word</w:t>
+        </w:r>
+      </w:hyperlink>
+      <w:r>
+        <w:rPr>
+          <w:lang w:val="en_US" w:bidi="en_US"/>
+        </w:rPr>
+        <w:t xml:space="preserve"> (1.3 MB)</w:t>
+      </w:r>
+      <w:r>
+        <w:rPr>
+          <w:lang w:val="en_US" w:bidi="en_US"/>
+        </w:rPr>
       </w:r>
       <w:r>
         <w:rPr>
@@ -11415,7 +12523,19 @@
         <w:rPr>
           <w:lang w:val="en_US" w:bidi="en_US"/>
         </w:rPr>
-        <w:t xml:space="preserve"> of Jesus returning. In other places in the New Testament, blessed usually describes a person or God. This is the only place where hope is called blessed. In this passage, the confident hope, or expectation, of Jesus coming back is a happy and good event. Translate hope in the same way that you have in previous passages, and remember that hope is in the Master Glossary if you need more information.</w:t>
+        <w:t xml:space="preserve"> of Jesus returning. In other places in the New Testament, blessed usually describes a person or God. This is the only place where hope is called blessed. In this passage, the confident hope, or expectation, of Jesus coming back is a happy and good event. Translate hope in the same way that you have in previous passages, and remember that </w:t>
+      </w:r>
+      <w:r>
+        <w:rPr>
+          <w:lang w:val="en_US" w:bidi="en_US"/>
+        </w:rPr>
+        <w:t>hope</w:t>
+      </w:r>
+      <w:r>
+        <w:rPr>
+          <w:lang w:val="en_US" w:bidi="en_US"/>
+        </w:rPr>
+        <w:t xml:space="preserve"> is in the Master Glossary if you need more information.</w:t>
       </w:r>
     </w:p>
     <w:p>
@@ -11918,6 +13038,271 @@
           <w:lang w:val="en_US" w:bidi="en_US"/>
         </w:rPr>
         <w:t>This is the end of the recording.</w:t>
+      </w:r>
+      <w:r>
+        <w:rPr>
+          <w:lang w:val="en_US" w:bidi="en_US"/>
+        </w:rPr>
+      </w:r>
+      <w:r>
+        <w:rPr>
+          <w:lang w:val="en_US" w:bidi="en_US"/>
+        </w:rPr>
+      </w:r>
+    </w:p>
+    <w:p>
+      <w:pPr/>
+      <w:r>
+        <w:rPr>
+          <w:lang w:val="en_US" w:bidi="en_US"/>
+        </w:rPr>
+      </w:r>
+    </w:p>
+    <w:p>
+      <w:pPr>
+        <w:pStyle w:val="Heading2"/>
+      </w:pPr>
+      <w:r>
+        <w:rPr>
+          <w:lang w:val="en_US" w:bidi="en_US"/>
+        </w:rPr>
+        <w:t>Titus 2:11–15</w:t>
+      </w:r>
+      <w:r>
+        <w:rPr>
+          <w:lang w:val="en_US" w:bidi="en_US"/>
+        </w:rPr>
+      </w:r>
+    </w:p>
+    <w:p>
+      <w:pPr>
+        <w:pStyle w:val="Heading4"/>
+      </w:pPr>
+      <w:r>
+        <w:rPr>
+          <w:lang w:val="en_US" w:bidi="en_US"/>
+        </w:rPr>
+        <w:t>Audio Content</w:t>
+      </w:r>
+      <w:r>
+        <w:rPr>
+          <w:lang w:val="en_US" w:bidi="en_US"/>
+        </w:rPr>
+      </w:r>
+      <w:r>
+        <w:rPr>
+          <w:lang w:val="en_US" w:bidi="en_US"/>
+        </w:rPr>
+      </w:r>
+    </w:p>
+    <w:p>
+      <w:pPr>
+        <w:pStyle w:val="ListBullet"/>
+        <w:spacing w:line="240" w:lineRule="auto"/>
+        <w:ind w:left="720"/>
+      </w:pPr>
+      <w:r>
+        <w:rPr>
+          <w:lang w:val="en_US" w:bidi="en_US"/>
+        </w:rPr>
+      </w:r>
+      <w:hyperlink r:id="rId37">
+        <w:r>
+          <w:rPr>
+            <w:lang w:val="en_US" w:bidi="en_US"/>
+          </w:rPr>
+          <w:rPr>
+            <w:color w:val="0000EE"/>
+            <w:u w:val="single"/>
+          </w:rPr>
+          <w:t>Hear and Heart</w:t>
+        </w:r>
+      </w:hyperlink>
+      <w:r>
+        <w:rPr>
+          <w:lang w:val="en_US" w:bidi="en_US"/>
+        </w:rPr>
+        <w:t xml:space="preserve"> (892 KB)</w:t>
+      </w:r>
+      <w:r>
+        <w:rPr>
+          <w:lang w:val="en_US" w:bidi="en_US"/>
+        </w:rPr>
+      </w:r>
+    </w:p>
+    <w:p>
+      <w:pPr>
+        <w:pStyle w:val="ListBullet"/>
+        <w:spacing w:line="240" w:lineRule="auto"/>
+        <w:ind w:left="720"/>
+      </w:pPr>
+      <w:r>
+        <w:rPr>
+          <w:lang w:val="en_US" w:bidi="en_US"/>
+        </w:rPr>
+      </w:r>
+      <w:hyperlink r:id="rId38">
+        <w:r>
+          <w:rPr>
+            <w:lang w:val="en_US" w:bidi="en_US"/>
+          </w:rPr>
+          <w:rPr>
+            <w:color w:val="0000EE"/>
+            <w:u w:val="single"/>
+          </w:rPr>
+          <w:t>Setting the Stage</w:t>
+        </w:r>
+      </w:hyperlink>
+      <w:r>
+        <w:rPr>
+          <w:lang w:val="en_US" w:bidi="en_US"/>
+        </w:rPr>
+        <w:t xml:space="preserve"> (5.9 MB)</w:t>
+      </w:r>
+      <w:r>
+        <w:rPr>
+          <w:lang w:val="en_US" w:bidi="en_US"/>
+        </w:rPr>
+      </w:r>
+    </w:p>
+    <w:p>
+      <w:pPr>
+        <w:pStyle w:val="ListBullet"/>
+        <w:spacing w:line="240" w:lineRule="auto"/>
+        <w:ind w:left="720"/>
+      </w:pPr>
+      <w:r>
+        <w:rPr>
+          <w:lang w:val="en_US" w:bidi="en_US"/>
+        </w:rPr>
+      </w:r>
+      <w:hyperlink r:id="rId39">
+        <w:r>
+          <w:rPr>
+            <w:lang w:val="en_US" w:bidi="en_US"/>
+          </w:rPr>
+          <w:rPr>
+            <w:color w:val="0000EE"/>
+            <w:u w:val="single"/>
+          </w:rPr>
+          <w:t>Defining the Scenes</w:t>
+        </w:r>
+      </w:hyperlink>
+      <w:r>
+        <w:rPr>
+          <w:lang w:val="en_US" w:bidi="en_US"/>
+        </w:rPr>
+        <w:t xml:space="preserve"> (8.2 MB)</w:t>
+      </w:r>
+      <w:r>
+        <w:rPr>
+          <w:lang w:val="en_US" w:bidi="en_US"/>
+        </w:rPr>
+      </w:r>
+    </w:p>
+    <w:p>
+      <w:pPr>
+        <w:pStyle w:val="ListBullet"/>
+        <w:spacing w:line="240" w:lineRule="auto"/>
+        <w:ind w:left="720"/>
+      </w:pPr>
+      <w:r>
+        <w:rPr>
+          <w:lang w:val="en_US" w:bidi="en_US"/>
+        </w:rPr>
+      </w:r>
+      <w:hyperlink r:id="rId40">
+        <w:r>
+          <w:rPr>
+            <w:lang w:val="en_US" w:bidi="en_US"/>
+          </w:rPr>
+          <w:rPr>
+            <w:color w:val="0000EE"/>
+            <w:u w:val="single"/>
+          </w:rPr>
+          <w:t>Embodying the Text</w:t>
+        </w:r>
+      </w:hyperlink>
+      <w:r>
+        <w:rPr>
+          <w:lang w:val="en_US" w:bidi="en_US"/>
+        </w:rPr>
+        <w:t xml:space="preserve"> (3.7 MB)</w:t>
+      </w:r>
+      <w:r>
+        <w:rPr>
+          <w:lang w:val="en_US" w:bidi="en_US"/>
+        </w:rPr>
+      </w:r>
+    </w:p>
+    <w:p>
+      <w:pPr>
+        <w:pStyle w:val="ListBullet"/>
+        <w:spacing w:line="240" w:lineRule="auto"/>
+        <w:ind w:left="720"/>
+      </w:pPr>
+      <w:r>
+        <w:rPr>
+          <w:lang w:val="en_US" w:bidi="en_US"/>
+        </w:rPr>
+      </w:r>
+      <w:hyperlink r:id="rId41">
+        <w:r>
+          <w:rPr>
+            <w:lang w:val="en_US" w:bidi="en_US"/>
+          </w:rPr>
+          <w:rPr>
+            <w:color w:val="0000EE"/>
+            <w:u w:val="single"/>
+          </w:rPr>
+          <w:t>Filling the Gaps</w:t>
+        </w:r>
+      </w:hyperlink>
+      <w:r>
+        <w:rPr>
+          <w:lang w:val="en_US" w:bidi="en_US"/>
+        </w:rPr>
+        <w:t xml:space="preserve"> (4.3 MB)</w:t>
+      </w:r>
+      <w:r>
+        <w:rPr>
+          <w:lang w:val="en_US" w:bidi="en_US"/>
+        </w:rPr>
+      </w:r>
+    </w:p>
+    <w:p>
+      <w:pPr>
+        <w:pStyle w:val="ListBullet"/>
+        <w:spacing w:line="240" w:lineRule="auto"/>
+        <w:ind w:left="720"/>
+      </w:pPr>
+      <w:r>
+        <w:rPr>
+          <w:lang w:val="en_US" w:bidi="en_US"/>
+        </w:rPr>
+      </w:r>
+      <w:hyperlink r:id="rId42">
+        <w:r>
+          <w:rPr>
+            <w:lang w:val="en_US" w:bidi="en_US"/>
+          </w:rPr>
+          <w:rPr>
+            <w:color w:val="0000EE"/>
+            <w:u w:val="single"/>
+          </w:rPr>
+          <w:t>Speaking the Word</w:t>
+        </w:r>
+      </w:hyperlink>
+      <w:r>
+        <w:rPr>
+          <w:lang w:val="en_US" w:bidi="en_US"/>
+        </w:rPr>
+        <w:t xml:space="preserve"> (1.2 MB)</w:t>
+      </w:r>
+      <w:r>
+        <w:rPr>
+          <w:lang w:val="en_US" w:bidi="en_US"/>
+        </w:rPr>
       </w:r>
       <w:r>
         <w:rPr>
@@ -14440,7 +15825,19 @@
         <w:rPr>
           <w:lang w:val="en_US" w:bidi="en_US"/>
         </w:rPr>
-        <w:t xml:space="preserve">. Eternal life means a life with God that will never end. Translate "hope of eternal life" the same as you have in previous passages. For more information on hope and </w:t>
+        <w:t xml:space="preserve">. Eternal life means a life with God that will never end. Translate "hope of eternal life" the same as you have in previous passages. For more information on </w:t>
+      </w:r>
+      <w:r>
+        <w:rPr>
+          <w:lang w:val="en_US" w:bidi="en_US"/>
+        </w:rPr>
+        <w:t>hope</w:t>
+      </w:r>
+      <w:r>
+        <w:rPr>
+          <w:lang w:val="en_US" w:bidi="en_US"/>
+        </w:rPr>
+        <w:t xml:space="preserve"> and </w:t>
       </w:r>
       <w:r>
         <w:rPr>
@@ -14850,6 +16247,271 @@
           <w:lang w:val="en_US" w:bidi="en_US"/>
         </w:rPr>
         <w:t>This is the end of the recording.</w:t>
+      </w:r>
+      <w:r>
+        <w:rPr>
+          <w:lang w:val="en_US" w:bidi="en_US"/>
+        </w:rPr>
+      </w:r>
+      <w:r>
+        <w:rPr>
+          <w:lang w:val="en_US" w:bidi="en_US"/>
+        </w:rPr>
+      </w:r>
+    </w:p>
+    <w:p>
+      <w:pPr/>
+      <w:r>
+        <w:rPr>
+          <w:lang w:val="en_US" w:bidi="en_US"/>
+        </w:rPr>
+      </w:r>
+    </w:p>
+    <w:p>
+      <w:pPr>
+        <w:pStyle w:val="Heading2"/>
+      </w:pPr>
+      <w:r>
+        <w:rPr>
+          <w:lang w:val="en_US" w:bidi="en_US"/>
+        </w:rPr>
+        <w:t>Titus 3:1–11</w:t>
+      </w:r>
+      <w:r>
+        <w:rPr>
+          <w:lang w:val="en_US" w:bidi="en_US"/>
+        </w:rPr>
+      </w:r>
+    </w:p>
+    <w:p>
+      <w:pPr>
+        <w:pStyle w:val="Heading4"/>
+      </w:pPr>
+      <w:r>
+        <w:rPr>
+          <w:lang w:val="en_US" w:bidi="en_US"/>
+        </w:rPr>
+        <w:t>Audio Content</w:t>
+      </w:r>
+      <w:r>
+        <w:rPr>
+          <w:lang w:val="en_US" w:bidi="en_US"/>
+        </w:rPr>
+      </w:r>
+      <w:r>
+        <w:rPr>
+          <w:lang w:val="en_US" w:bidi="en_US"/>
+        </w:rPr>
+      </w:r>
+    </w:p>
+    <w:p>
+      <w:pPr>
+        <w:pStyle w:val="ListBullet"/>
+        <w:spacing w:line="240" w:lineRule="auto"/>
+        <w:ind w:left="720"/>
+      </w:pPr>
+      <w:r>
+        <w:rPr>
+          <w:lang w:val="en_US" w:bidi="en_US"/>
+        </w:rPr>
+      </w:r>
+      <w:hyperlink r:id="rId43">
+        <w:r>
+          <w:rPr>
+            <w:lang w:val="en_US" w:bidi="en_US"/>
+          </w:rPr>
+          <w:rPr>
+            <w:color w:val="0000EE"/>
+            <w:u w:val="single"/>
+          </w:rPr>
+          <w:t>Hear and Heart</w:t>
+        </w:r>
+      </w:hyperlink>
+      <w:r>
+        <w:rPr>
+          <w:lang w:val="en_US" w:bidi="en_US"/>
+        </w:rPr>
+        <w:t xml:space="preserve"> (878 KB)</w:t>
+      </w:r>
+      <w:r>
+        <w:rPr>
+          <w:lang w:val="en_US" w:bidi="en_US"/>
+        </w:rPr>
+      </w:r>
+    </w:p>
+    <w:p>
+      <w:pPr>
+        <w:pStyle w:val="ListBullet"/>
+        <w:spacing w:line="240" w:lineRule="auto"/>
+        <w:ind w:left="720"/>
+      </w:pPr>
+      <w:r>
+        <w:rPr>
+          <w:lang w:val="en_US" w:bidi="en_US"/>
+        </w:rPr>
+      </w:r>
+      <w:hyperlink r:id="rId44">
+        <w:r>
+          <w:rPr>
+            <w:lang w:val="en_US" w:bidi="en_US"/>
+          </w:rPr>
+          <w:rPr>
+            <w:color w:val="0000EE"/>
+            <w:u w:val="single"/>
+          </w:rPr>
+          <w:t>Setting the Stage</w:t>
+        </w:r>
+      </w:hyperlink>
+      <w:r>
+        <w:rPr>
+          <w:lang w:val="en_US" w:bidi="en_US"/>
+        </w:rPr>
+        <w:t xml:space="preserve"> (6.5 MB)</w:t>
+      </w:r>
+      <w:r>
+        <w:rPr>
+          <w:lang w:val="en_US" w:bidi="en_US"/>
+        </w:rPr>
+      </w:r>
+    </w:p>
+    <w:p>
+      <w:pPr>
+        <w:pStyle w:val="ListBullet"/>
+        <w:spacing w:line="240" w:lineRule="auto"/>
+        <w:ind w:left="720"/>
+      </w:pPr>
+      <w:r>
+        <w:rPr>
+          <w:lang w:val="en_US" w:bidi="en_US"/>
+        </w:rPr>
+      </w:r>
+      <w:hyperlink r:id="rId45">
+        <w:r>
+          <w:rPr>
+            <w:lang w:val="en_US" w:bidi="en_US"/>
+          </w:rPr>
+          <w:rPr>
+            <w:color w:val="0000EE"/>
+            <w:u w:val="single"/>
+          </w:rPr>
+          <w:t>Defining the Scenes</w:t>
+        </w:r>
+      </w:hyperlink>
+      <w:r>
+        <w:rPr>
+          <w:lang w:val="en_US" w:bidi="en_US"/>
+        </w:rPr>
+        <w:t xml:space="preserve"> (11.2 MB)</w:t>
+      </w:r>
+      <w:r>
+        <w:rPr>
+          <w:lang w:val="en_US" w:bidi="en_US"/>
+        </w:rPr>
+      </w:r>
+    </w:p>
+    <w:p>
+      <w:pPr>
+        <w:pStyle w:val="ListBullet"/>
+        <w:spacing w:line="240" w:lineRule="auto"/>
+        <w:ind w:left="720"/>
+      </w:pPr>
+      <w:r>
+        <w:rPr>
+          <w:lang w:val="en_US" w:bidi="en_US"/>
+        </w:rPr>
+      </w:r>
+      <w:hyperlink r:id="rId46">
+        <w:r>
+          <w:rPr>
+            <w:lang w:val="en_US" w:bidi="en_US"/>
+          </w:rPr>
+          <w:rPr>
+            <w:color w:val="0000EE"/>
+            <w:u w:val="single"/>
+          </w:rPr>
+          <w:t>Embodying the Text</w:t>
+        </w:r>
+      </w:hyperlink>
+      <w:r>
+        <w:rPr>
+          <w:lang w:val="en_US" w:bidi="en_US"/>
+        </w:rPr>
+        <w:t xml:space="preserve"> (6.0 MB)</w:t>
+      </w:r>
+      <w:r>
+        <w:rPr>
+          <w:lang w:val="en_US" w:bidi="en_US"/>
+        </w:rPr>
+      </w:r>
+    </w:p>
+    <w:p>
+      <w:pPr>
+        <w:pStyle w:val="ListBullet"/>
+        <w:spacing w:line="240" w:lineRule="auto"/>
+        <w:ind w:left="720"/>
+      </w:pPr>
+      <w:r>
+        <w:rPr>
+          <w:lang w:val="en_US" w:bidi="en_US"/>
+        </w:rPr>
+      </w:r>
+      <w:hyperlink r:id="rId47">
+        <w:r>
+          <w:rPr>
+            <w:lang w:val="en_US" w:bidi="en_US"/>
+          </w:rPr>
+          <w:rPr>
+            <w:color w:val="0000EE"/>
+            <w:u w:val="single"/>
+          </w:rPr>
+          <w:t>Filling the Gaps</w:t>
+        </w:r>
+      </w:hyperlink>
+      <w:r>
+        <w:rPr>
+          <w:lang w:val="en_US" w:bidi="en_US"/>
+        </w:rPr>
+        <w:t xml:space="preserve"> (6.2 MB)</w:t>
+      </w:r>
+      <w:r>
+        <w:rPr>
+          <w:lang w:val="en_US" w:bidi="en_US"/>
+        </w:rPr>
+      </w:r>
+    </w:p>
+    <w:p>
+      <w:pPr>
+        <w:pStyle w:val="ListBullet"/>
+        <w:spacing w:line="240" w:lineRule="auto"/>
+        <w:ind w:left="720"/>
+      </w:pPr>
+      <w:r>
+        <w:rPr>
+          <w:lang w:val="en_US" w:bidi="en_US"/>
+        </w:rPr>
+      </w:r>
+      <w:hyperlink r:id="rId48">
+        <w:r>
+          <w:rPr>
+            <w:lang w:val="en_US" w:bidi="en_US"/>
+          </w:rPr>
+          <w:rPr>
+            <w:color w:val="0000EE"/>
+            <w:u w:val="single"/>
+          </w:rPr>
+          <w:t>Speaking the Word</w:t>
+        </w:r>
+      </w:hyperlink>
+      <w:r>
+        <w:rPr>
+          <w:lang w:val="en_US" w:bidi="en_US"/>
+        </w:rPr>
+        <w:t xml:space="preserve"> (1.3 MB)</w:t>
+      </w:r>
+      <w:r>
+        <w:rPr>
+          <w:lang w:val="en_US" w:bidi="en_US"/>
+        </w:rPr>
       </w:r>
       <w:r>
         <w:rPr>
@@ -16730,6 +18392,271 @@
           <w:lang w:val="en_US" w:bidi="en_US"/>
         </w:rPr>
         <w:t>This is the end of the recording.</w:t>
+      </w:r>
+      <w:r>
+        <w:rPr>
+          <w:lang w:val="en_US" w:bidi="en_US"/>
+        </w:rPr>
+      </w:r>
+      <w:r>
+        <w:rPr>
+          <w:lang w:val="en_US" w:bidi="en_US"/>
+        </w:rPr>
+      </w:r>
+    </w:p>
+    <w:p>
+      <w:pPr/>
+      <w:r>
+        <w:rPr>
+          <w:lang w:val="en_US" w:bidi="en_US"/>
+        </w:rPr>
+      </w:r>
+    </w:p>
+    <w:p>
+      <w:pPr>
+        <w:pStyle w:val="Heading2"/>
+      </w:pPr>
+      <w:r>
+        <w:rPr>
+          <w:lang w:val="en_US" w:bidi="en_US"/>
+        </w:rPr>
+        <w:t>Titus 3:12–15</w:t>
+      </w:r>
+      <w:r>
+        <w:rPr>
+          <w:lang w:val="en_US" w:bidi="en_US"/>
+        </w:rPr>
+      </w:r>
+    </w:p>
+    <w:p>
+      <w:pPr>
+        <w:pStyle w:val="Heading4"/>
+      </w:pPr>
+      <w:r>
+        <w:rPr>
+          <w:lang w:val="en_US" w:bidi="en_US"/>
+        </w:rPr>
+        <w:t>Audio Content</w:t>
+      </w:r>
+      <w:r>
+        <w:rPr>
+          <w:lang w:val="en_US" w:bidi="en_US"/>
+        </w:rPr>
+      </w:r>
+      <w:r>
+        <w:rPr>
+          <w:lang w:val="en_US" w:bidi="en_US"/>
+        </w:rPr>
+      </w:r>
+    </w:p>
+    <w:p>
+      <w:pPr>
+        <w:pStyle w:val="ListBullet"/>
+        <w:spacing w:line="240" w:lineRule="auto"/>
+        <w:ind w:left="720"/>
+      </w:pPr>
+      <w:r>
+        <w:rPr>
+          <w:lang w:val="en_US" w:bidi="en_US"/>
+        </w:rPr>
+      </w:r>
+      <w:hyperlink r:id="rId49">
+        <w:r>
+          <w:rPr>
+            <w:lang w:val="en_US" w:bidi="en_US"/>
+          </w:rPr>
+          <w:rPr>
+            <w:color w:val="0000EE"/>
+            <w:u w:val="single"/>
+          </w:rPr>
+          <w:t>Hear and Heart</w:t>
+        </w:r>
+      </w:hyperlink>
+      <w:r>
+        <w:rPr>
+          <w:lang w:val="en_US" w:bidi="en_US"/>
+        </w:rPr>
+        <w:t xml:space="preserve"> (903 KB)</w:t>
+      </w:r>
+      <w:r>
+        <w:rPr>
+          <w:lang w:val="en_US" w:bidi="en_US"/>
+        </w:rPr>
+      </w:r>
+    </w:p>
+    <w:p>
+      <w:pPr>
+        <w:pStyle w:val="ListBullet"/>
+        <w:spacing w:line="240" w:lineRule="auto"/>
+        <w:ind w:left="720"/>
+      </w:pPr>
+      <w:r>
+        <w:rPr>
+          <w:lang w:val="en_US" w:bidi="en_US"/>
+        </w:rPr>
+      </w:r>
+      <w:hyperlink r:id="rId50">
+        <w:r>
+          <w:rPr>
+            <w:lang w:val="en_US" w:bidi="en_US"/>
+          </w:rPr>
+          <w:rPr>
+            <w:color w:val="0000EE"/>
+            <w:u w:val="single"/>
+          </w:rPr>
+          <w:t>Setting the Stage</w:t>
+        </w:r>
+      </w:hyperlink>
+      <w:r>
+        <w:rPr>
+          <w:lang w:val="en_US" w:bidi="en_US"/>
+        </w:rPr>
+        <w:t xml:space="preserve"> (4.7 MB)</w:t>
+      </w:r>
+      <w:r>
+        <w:rPr>
+          <w:lang w:val="en_US" w:bidi="en_US"/>
+        </w:rPr>
+      </w:r>
+    </w:p>
+    <w:p>
+      <w:pPr>
+        <w:pStyle w:val="ListBullet"/>
+        <w:spacing w:line="240" w:lineRule="auto"/>
+        <w:ind w:left="720"/>
+      </w:pPr>
+      <w:r>
+        <w:rPr>
+          <w:lang w:val="en_US" w:bidi="en_US"/>
+        </w:rPr>
+      </w:r>
+      <w:hyperlink r:id="rId51">
+        <w:r>
+          <w:rPr>
+            <w:lang w:val="en_US" w:bidi="en_US"/>
+          </w:rPr>
+          <w:rPr>
+            <w:color w:val="0000EE"/>
+            <w:u w:val="single"/>
+          </w:rPr>
+          <w:t>Defining the Scenes</w:t>
+        </w:r>
+      </w:hyperlink>
+      <w:r>
+        <w:rPr>
+          <w:lang w:val="en_US" w:bidi="en_US"/>
+        </w:rPr>
+        <w:t xml:space="preserve"> (6.7 MB)</w:t>
+      </w:r>
+      <w:r>
+        <w:rPr>
+          <w:lang w:val="en_US" w:bidi="en_US"/>
+        </w:rPr>
+      </w:r>
+    </w:p>
+    <w:p>
+      <w:pPr>
+        <w:pStyle w:val="ListBullet"/>
+        <w:spacing w:line="240" w:lineRule="auto"/>
+        <w:ind w:left="720"/>
+      </w:pPr>
+      <w:r>
+        <w:rPr>
+          <w:lang w:val="en_US" w:bidi="en_US"/>
+        </w:rPr>
+      </w:r>
+      <w:hyperlink r:id="rId52">
+        <w:r>
+          <w:rPr>
+            <w:lang w:val="en_US" w:bidi="en_US"/>
+          </w:rPr>
+          <w:rPr>
+            <w:color w:val="0000EE"/>
+            <w:u w:val="single"/>
+          </w:rPr>
+          <w:t>Embodying the Text</w:t>
+        </w:r>
+      </w:hyperlink>
+      <w:r>
+        <w:rPr>
+          <w:lang w:val="en_US" w:bidi="en_US"/>
+        </w:rPr>
+        <w:t xml:space="preserve"> (4.6 MB)</w:t>
+      </w:r>
+      <w:r>
+        <w:rPr>
+          <w:lang w:val="en_US" w:bidi="en_US"/>
+        </w:rPr>
+      </w:r>
+    </w:p>
+    <w:p>
+      <w:pPr>
+        <w:pStyle w:val="ListBullet"/>
+        <w:spacing w:line="240" w:lineRule="auto"/>
+        <w:ind w:left="720"/>
+      </w:pPr>
+      <w:r>
+        <w:rPr>
+          <w:lang w:val="en_US" w:bidi="en_US"/>
+        </w:rPr>
+      </w:r>
+      <w:hyperlink r:id="rId53">
+        <w:r>
+          <w:rPr>
+            <w:lang w:val="en_US" w:bidi="en_US"/>
+          </w:rPr>
+          <w:rPr>
+            <w:color w:val="0000EE"/>
+            <w:u w:val="single"/>
+          </w:rPr>
+          <w:t>Filling the Gaps</w:t>
+        </w:r>
+      </w:hyperlink>
+      <w:r>
+        <w:rPr>
+          <w:lang w:val="en_US" w:bidi="en_US"/>
+        </w:rPr>
+        <w:t xml:space="preserve"> (2.0 MB)</w:t>
+      </w:r>
+      <w:r>
+        <w:rPr>
+          <w:lang w:val="en_US" w:bidi="en_US"/>
+        </w:rPr>
+      </w:r>
+    </w:p>
+    <w:p>
+      <w:pPr>
+        <w:pStyle w:val="ListBullet"/>
+        <w:spacing w:line="240" w:lineRule="auto"/>
+        <w:ind w:left="720"/>
+      </w:pPr>
+      <w:r>
+        <w:rPr>
+          <w:lang w:val="en_US" w:bidi="en_US"/>
+        </w:rPr>
+      </w:r>
+      <w:hyperlink r:id="rId54">
+        <w:r>
+          <w:rPr>
+            <w:lang w:val="en_US" w:bidi="en_US"/>
+          </w:rPr>
+          <w:rPr>
+            <w:color w:val="0000EE"/>
+            <w:u w:val="single"/>
+          </w:rPr>
+          <w:t>Speaking the Word</w:t>
+        </w:r>
+      </w:hyperlink>
+      <w:r>
+        <w:rPr>
+          <w:lang w:val="en_US" w:bidi="en_US"/>
+        </w:rPr>
+        <w:t xml:space="preserve"> (1.3 MB)</w:t>
+      </w:r>
+      <w:r>
+        <w:rPr>
+          <w:lang w:val="en_US" w:bidi="en_US"/>
+        </w:rPr>
       </w:r>
       <w:r>
         <w:rPr>
